--- a/MECH151_techDesign/syllabusMECH151.docx
+++ b/MECH151_techDesign/syllabusMECH151.docx
@@ -1429,8 +1429,8 @@
       <w:tblGrid>
         <w:gridCol w:w="2898"/>
         <w:gridCol w:w="2402"/>
-        <w:gridCol w:w="2395"/>
-        <w:gridCol w:w="1785"/>
+        <w:gridCol w:w="2394"/>
+        <w:gridCol w:w="1786"/>
       </w:tblGrid>
       <w:tr>
         <w:trPr/>
@@ -1484,7 +1484,7 @@
         </w:tc>
         <w:tc>
           <w:tcPr>
-            <w:tcW w:w="2395" w:type="dxa"/>
+            <w:tcW w:w="2394" w:type="dxa"/>
             <w:tcBorders>
               <w:top w:val="single" w:sz="4" w:space="0" w:color="000000"/>
             </w:tcBorders>
@@ -1508,7 +1508,7 @@
         </w:tc>
         <w:tc>
           <w:tcPr>
-            <w:tcW w:w="1785" w:type="dxa"/>
+            <w:tcW w:w="1786" w:type="dxa"/>
             <w:tcBorders>
               <w:top w:val="single" w:sz="4" w:space="0" w:color="000000"/>
             </w:tcBorders>
@@ -1575,7 +1575,7 @@
         </w:tc>
         <w:tc>
           <w:tcPr>
-            <w:tcW w:w="2395" w:type="dxa"/>
+            <w:tcW w:w="2394" w:type="dxa"/>
             <w:tcBorders/>
           </w:tcPr>
           <w:p>
@@ -1595,7 +1595,7 @@
         </w:tc>
         <w:tc>
           <w:tcPr>
-            <w:tcW w:w="1785" w:type="dxa"/>
+            <w:tcW w:w="1786" w:type="dxa"/>
             <w:tcBorders/>
           </w:tcPr>
           <w:p>
@@ -1658,7 +1658,7 @@
         </w:tc>
         <w:tc>
           <w:tcPr>
-            <w:tcW w:w="2395" w:type="dxa"/>
+            <w:tcW w:w="2394" w:type="dxa"/>
             <w:tcBorders/>
           </w:tcPr>
           <w:p>
@@ -1678,7 +1678,7 @@
         </w:tc>
         <w:tc>
           <w:tcPr>
-            <w:tcW w:w="1785" w:type="dxa"/>
+            <w:tcW w:w="1786" w:type="dxa"/>
             <w:tcBorders/>
           </w:tcPr>
           <w:p>
@@ -1741,7 +1741,7 @@
         </w:tc>
         <w:tc>
           <w:tcPr>
-            <w:tcW w:w="2395" w:type="dxa"/>
+            <w:tcW w:w="2394" w:type="dxa"/>
             <w:tcBorders/>
           </w:tcPr>
           <w:p>
@@ -1761,7 +1761,7 @@
         </w:tc>
         <w:tc>
           <w:tcPr>
-            <w:tcW w:w="1785" w:type="dxa"/>
+            <w:tcW w:w="1786" w:type="dxa"/>
             <w:tcBorders/>
           </w:tcPr>
           <w:p>
@@ -1824,7 +1824,7 @@
         </w:tc>
         <w:tc>
           <w:tcPr>
-            <w:tcW w:w="2395" w:type="dxa"/>
+            <w:tcW w:w="2394" w:type="dxa"/>
             <w:tcBorders/>
           </w:tcPr>
           <w:p>
@@ -1844,7 +1844,7 @@
         </w:tc>
         <w:tc>
           <w:tcPr>
-            <w:tcW w:w="1785" w:type="dxa"/>
+            <w:tcW w:w="1786" w:type="dxa"/>
             <w:tcBorders/>
           </w:tcPr>
           <w:p>
@@ -1867,7 +1867,7 @@
         <w:trPr/>
         <w:tc>
           <w:tcPr>
-            <w:tcW w:w="7695" w:type="dxa"/>
+            <w:tcW w:w="7694" w:type="dxa"/>
             <w:gridSpan w:val="3"/>
             <w:tcBorders>
               <w:bottom w:val="single" w:sz="4" w:space="0" w:color="000000"/>
@@ -1893,7 +1893,7 @@
         </w:tc>
         <w:tc>
           <w:tcPr>
-            <w:tcW w:w="1785" w:type="dxa"/>
+            <w:tcW w:w="1786" w:type="dxa"/>
             <w:tcBorders>
               <w:bottom w:val="single" w:sz="4" w:space="0" w:color="000000"/>
             </w:tcBorders>
@@ -2034,17 +2034,17 @@
         </w:tblCellMar>
       </w:tblPr>
       <w:tblGrid>
-        <w:gridCol w:w="899"/>
+        <w:gridCol w:w="898"/>
         <w:gridCol w:w="1600"/>
-        <w:gridCol w:w="2601"/>
-        <w:gridCol w:w="2599"/>
-        <w:gridCol w:w="1781"/>
+        <w:gridCol w:w="2602"/>
+        <w:gridCol w:w="2598"/>
+        <w:gridCol w:w="1782"/>
       </w:tblGrid>
       <w:tr>
         <w:trPr/>
         <w:tc>
           <w:tcPr>
-            <w:tcW w:w="899" w:type="dxa"/>
+            <w:tcW w:w="898" w:type="dxa"/>
             <w:tcBorders>
               <w:top w:val="single" w:sz="4" w:space="0" w:color="000000"/>
             </w:tcBorders>
@@ -2099,7 +2099,7 @@
         </w:tc>
         <w:tc>
           <w:tcPr>
-            <w:tcW w:w="2601" w:type="dxa"/>
+            <w:tcW w:w="2602" w:type="dxa"/>
             <w:tcBorders>
               <w:top w:val="single" w:sz="4" w:space="0" w:color="000000"/>
             </w:tcBorders>
@@ -2124,7 +2124,7 @@
         </w:tc>
         <w:tc>
           <w:tcPr>
-            <w:tcW w:w="2599" w:type="dxa"/>
+            <w:tcW w:w="2598" w:type="dxa"/>
             <w:tcBorders>
               <w:top w:val="single" w:sz="4" w:space="0" w:color="000000"/>
             </w:tcBorders>
@@ -2149,7 +2149,7 @@
         </w:tc>
         <w:tc>
           <w:tcPr>
-            <w:tcW w:w="1781" w:type="dxa"/>
+            <w:tcW w:w="1782" w:type="dxa"/>
             <w:tcBorders>
               <w:top w:val="single" w:sz="4" w:space="0" w:color="000000"/>
             </w:tcBorders>
@@ -2177,7 +2177,7 @@
         <w:trPr/>
         <w:tc>
           <w:tcPr>
-            <w:tcW w:w="899" w:type="dxa"/>
+            <w:tcW w:w="898" w:type="dxa"/>
             <w:tcBorders/>
           </w:tcPr>
           <w:p>
@@ -2217,7 +2217,7 @@
         </w:tc>
         <w:tc>
           <w:tcPr>
-            <w:tcW w:w="2601" w:type="dxa"/>
+            <w:tcW w:w="2602" w:type="dxa"/>
             <w:tcBorders/>
           </w:tcPr>
           <w:p>
@@ -2237,7 +2237,7 @@
         </w:tc>
         <w:tc>
           <w:tcPr>
-            <w:tcW w:w="2599" w:type="dxa"/>
+            <w:tcW w:w="2598" w:type="dxa"/>
             <w:tcBorders/>
           </w:tcPr>
           <w:p>
@@ -2257,7 +2257,7 @@
         </w:tc>
         <w:tc>
           <w:tcPr>
-            <w:tcW w:w="1781" w:type="dxa"/>
+            <w:tcW w:w="1782" w:type="dxa"/>
             <w:tcBorders/>
           </w:tcPr>
           <w:p>
@@ -2280,7 +2280,7 @@
         <w:trPr/>
         <w:tc>
           <w:tcPr>
-            <w:tcW w:w="899" w:type="dxa"/>
+            <w:tcW w:w="898" w:type="dxa"/>
             <w:tcBorders/>
           </w:tcPr>
           <w:p>
@@ -2320,7 +2320,7 @@
         </w:tc>
         <w:tc>
           <w:tcPr>
-            <w:tcW w:w="2601" w:type="dxa"/>
+            <w:tcW w:w="2602" w:type="dxa"/>
             <w:tcBorders/>
           </w:tcPr>
           <w:p>
@@ -2340,7 +2340,7 @@
         </w:tc>
         <w:tc>
           <w:tcPr>
-            <w:tcW w:w="2599" w:type="dxa"/>
+            <w:tcW w:w="2598" w:type="dxa"/>
             <w:tcBorders/>
           </w:tcPr>
           <w:p>
@@ -2360,7 +2360,7 @@
         </w:tc>
         <w:tc>
           <w:tcPr>
-            <w:tcW w:w="1781" w:type="dxa"/>
+            <w:tcW w:w="1782" w:type="dxa"/>
             <w:tcBorders/>
           </w:tcPr>
           <w:p>
@@ -2383,7 +2383,7 @@
         <w:trPr/>
         <w:tc>
           <w:tcPr>
-            <w:tcW w:w="899" w:type="dxa"/>
+            <w:tcW w:w="898" w:type="dxa"/>
             <w:tcBorders/>
           </w:tcPr>
           <w:p>
@@ -2423,7 +2423,7 @@
         </w:tc>
         <w:tc>
           <w:tcPr>
-            <w:tcW w:w="2601" w:type="dxa"/>
+            <w:tcW w:w="2602" w:type="dxa"/>
             <w:tcBorders/>
           </w:tcPr>
           <w:p>
@@ -2443,7 +2443,7 @@
         </w:tc>
         <w:tc>
           <w:tcPr>
-            <w:tcW w:w="2599" w:type="dxa"/>
+            <w:tcW w:w="2598" w:type="dxa"/>
             <w:tcBorders/>
           </w:tcPr>
           <w:p>
@@ -2463,7 +2463,7 @@
         </w:tc>
         <w:tc>
           <w:tcPr>
-            <w:tcW w:w="1781" w:type="dxa"/>
+            <w:tcW w:w="1782" w:type="dxa"/>
             <w:tcBorders/>
           </w:tcPr>
           <w:p>
@@ -2486,7 +2486,7 @@
         <w:trPr/>
         <w:tc>
           <w:tcPr>
-            <w:tcW w:w="899" w:type="dxa"/>
+            <w:tcW w:w="898" w:type="dxa"/>
             <w:tcBorders/>
           </w:tcPr>
           <w:p>
@@ -2526,7 +2526,7 @@
         </w:tc>
         <w:tc>
           <w:tcPr>
-            <w:tcW w:w="2601" w:type="dxa"/>
+            <w:tcW w:w="2602" w:type="dxa"/>
             <w:tcBorders/>
           </w:tcPr>
           <w:p>
@@ -2546,7 +2546,7 @@
         </w:tc>
         <w:tc>
           <w:tcPr>
-            <w:tcW w:w="2599" w:type="dxa"/>
+            <w:tcW w:w="2598" w:type="dxa"/>
             <w:tcBorders/>
           </w:tcPr>
           <w:p>
@@ -2566,7 +2566,7 @@
         </w:tc>
         <w:tc>
           <w:tcPr>
-            <w:tcW w:w="1781" w:type="dxa"/>
+            <w:tcW w:w="1782" w:type="dxa"/>
             <w:tcBorders/>
           </w:tcPr>
           <w:p>
@@ -2589,7 +2589,7 @@
         <w:trPr/>
         <w:tc>
           <w:tcPr>
-            <w:tcW w:w="899" w:type="dxa"/>
+            <w:tcW w:w="898" w:type="dxa"/>
             <w:tcBorders/>
           </w:tcPr>
           <w:p>
@@ -2629,7 +2629,7 @@
         </w:tc>
         <w:tc>
           <w:tcPr>
-            <w:tcW w:w="2601" w:type="dxa"/>
+            <w:tcW w:w="2602" w:type="dxa"/>
             <w:tcBorders/>
           </w:tcPr>
           <w:p>
@@ -2649,7 +2649,7 @@
         </w:tc>
         <w:tc>
           <w:tcPr>
-            <w:tcW w:w="2599" w:type="dxa"/>
+            <w:tcW w:w="2598" w:type="dxa"/>
             <w:tcBorders/>
           </w:tcPr>
           <w:p>
@@ -2669,7 +2669,7 @@
         </w:tc>
         <w:tc>
           <w:tcPr>
-            <w:tcW w:w="1781" w:type="dxa"/>
+            <w:tcW w:w="1782" w:type="dxa"/>
             <w:tcBorders/>
           </w:tcPr>
           <w:p>
@@ -2692,7 +2692,7 @@
         <w:trPr/>
         <w:tc>
           <w:tcPr>
-            <w:tcW w:w="899" w:type="dxa"/>
+            <w:tcW w:w="898" w:type="dxa"/>
             <w:tcBorders/>
           </w:tcPr>
           <w:p>
@@ -2732,7 +2732,7 @@
         </w:tc>
         <w:tc>
           <w:tcPr>
-            <w:tcW w:w="2601" w:type="dxa"/>
+            <w:tcW w:w="2602" w:type="dxa"/>
             <w:tcBorders/>
           </w:tcPr>
           <w:p>
@@ -2752,7 +2752,7 @@
         </w:tc>
         <w:tc>
           <w:tcPr>
-            <w:tcW w:w="2599" w:type="dxa"/>
+            <w:tcW w:w="2598" w:type="dxa"/>
             <w:tcBorders/>
           </w:tcPr>
           <w:p>
@@ -2772,7 +2772,7 @@
         </w:tc>
         <w:tc>
           <w:tcPr>
-            <w:tcW w:w="1781" w:type="dxa"/>
+            <w:tcW w:w="1782" w:type="dxa"/>
             <w:tcBorders/>
           </w:tcPr>
           <w:p>
@@ -2795,7 +2795,7 @@
         <w:trPr/>
         <w:tc>
           <w:tcPr>
-            <w:tcW w:w="899" w:type="dxa"/>
+            <w:tcW w:w="898" w:type="dxa"/>
             <w:tcBorders/>
           </w:tcPr>
           <w:p>
@@ -2835,7 +2835,7 @@
         </w:tc>
         <w:tc>
           <w:tcPr>
-            <w:tcW w:w="2601" w:type="dxa"/>
+            <w:tcW w:w="2602" w:type="dxa"/>
             <w:tcBorders/>
           </w:tcPr>
           <w:p>
@@ -2855,7 +2855,7 @@
         </w:tc>
         <w:tc>
           <w:tcPr>
-            <w:tcW w:w="2599" w:type="dxa"/>
+            <w:tcW w:w="2598" w:type="dxa"/>
             <w:tcBorders/>
           </w:tcPr>
           <w:p>
@@ -2875,7 +2875,7 @@
         </w:tc>
         <w:tc>
           <w:tcPr>
-            <w:tcW w:w="1781" w:type="dxa"/>
+            <w:tcW w:w="1782" w:type="dxa"/>
             <w:tcBorders/>
           </w:tcPr>
           <w:p>
@@ -2898,7 +2898,7 @@
         <w:trPr/>
         <w:tc>
           <w:tcPr>
-            <w:tcW w:w="899" w:type="dxa"/>
+            <w:tcW w:w="898" w:type="dxa"/>
             <w:tcBorders/>
           </w:tcPr>
           <w:p>
@@ -2938,7 +2938,7 @@
         </w:tc>
         <w:tc>
           <w:tcPr>
-            <w:tcW w:w="2601" w:type="dxa"/>
+            <w:tcW w:w="2602" w:type="dxa"/>
             <w:tcBorders/>
           </w:tcPr>
           <w:p>
@@ -2958,7 +2958,7 @@
         </w:tc>
         <w:tc>
           <w:tcPr>
-            <w:tcW w:w="2599" w:type="dxa"/>
+            <w:tcW w:w="2598" w:type="dxa"/>
             <w:tcBorders/>
           </w:tcPr>
           <w:p>
@@ -2978,7 +2978,7 @@
         </w:tc>
         <w:tc>
           <w:tcPr>
-            <w:tcW w:w="1781" w:type="dxa"/>
+            <w:tcW w:w="1782" w:type="dxa"/>
             <w:tcBorders/>
           </w:tcPr>
           <w:p>
@@ -3001,7 +3001,7 @@
         <w:trPr/>
         <w:tc>
           <w:tcPr>
-            <w:tcW w:w="899" w:type="dxa"/>
+            <w:tcW w:w="898" w:type="dxa"/>
             <w:tcBorders/>
           </w:tcPr>
           <w:p>
@@ -3041,7 +3041,7 @@
         </w:tc>
         <w:tc>
           <w:tcPr>
-            <w:tcW w:w="2601" w:type="dxa"/>
+            <w:tcW w:w="2602" w:type="dxa"/>
             <w:tcBorders/>
           </w:tcPr>
           <w:p>
@@ -3061,7 +3061,7 @@
         </w:tc>
         <w:tc>
           <w:tcPr>
-            <w:tcW w:w="2599" w:type="dxa"/>
+            <w:tcW w:w="2598" w:type="dxa"/>
             <w:tcBorders/>
           </w:tcPr>
           <w:p>
@@ -3081,7 +3081,7 @@
         </w:tc>
         <w:tc>
           <w:tcPr>
-            <w:tcW w:w="1781" w:type="dxa"/>
+            <w:tcW w:w="1782" w:type="dxa"/>
             <w:tcBorders/>
           </w:tcPr>
           <w:p>
@@ -3104,7 +3104,7 @@
         <w:trPr/>
         <w:tc>
           <w:tcPr>
-            <w:tcW w:w="899" w:type="dxa"/>
+            <w:tcW w:w="898" w:type="dxa"/>
             <w:tcBorders/>
           </w:tcPr>
           <w:p>
@@ -3144,7 +3144,7 @@
         </w:tc>
         <w:tc>
           <w:tcPr>
-            <w:tcW w:w="2601" w:type="dxa"/>
+            <w:tcW w:w="2602" w:type="dxa"/>
             <w:tcBorders/>
           </w:tcPr>
           <w:p>
@@ -3164,7 +3164,7 @@
         </w:tc>
         <w:tc>
           <w:tcPr>
-            <w:tcW w:w="2599" w:type="dxa"/>
+            <w:tcW w:w="2598" w:type="dxa"/>
             <w:tcBorders/>
           </w:tcPr>
           <w:p>
@@ -3184,7 +3184,7 @@
         </w:tc>
         <w:tc>
           <w:tcPr>
-            <w:tcW w:w="1781" w:type="dxa"/>
+            <w:tcW w:w="1782" w:type="dxa"/>
             <w:tcBorders/>
           </w:tcPr>
           <w:p>
@@ -3207,7 +3207,7 @@
         <w:trPr/>
         <w:tc>
           <w:tcPr>
-            <w:tcW w:w="899" w:type="dxa"/>
+            <w:tcW w:w="898" w:type="dxa"/>
             <w:tcBorders/>
           </w:tcPr>
           <w:p>
@@ -3247,7 +3247,7 @@
         </w:tc>
         <w:tc>
           <w:tcPr>
-            <w:tcW w:w="2601" w:type="dxa"/>
+            <w:tcW w:w="2602" w:type="dxa"/>
             <w:tcBorders/>
           </w:tcPr>
           <w:p>
@@ -3267,7 +3267,7 @@
         </w:tc>
         <w:tc>
           <w:tcPr>
-            <w:tcW w:w="2599" w:type="dxa"/>
+            <w:tcW w:w="2598" w:type="dxa"/>
             <w:tcBorders/>
           </w:tcPr>
           <w:p>
@@ -3287,7 +3287,7 @@
         </w:tc>
         <w:tc>
           <w:tcPr>
-            <w:tcW w:w="1781" w:type="dxa"/>
+            <w:tcW w:w="1782" w:type="dxa"/>
             <w:tcBorders/>
           </w:tcPr>
           <w:p>
@@ -3310,7 +3310,7 @@
         <w:trPr/>
         <w:tc>
           <w:tcPr>
-            <w:tcW w:w="899" w:type="dxa"/>
+            <w:tcW w:w="898" w:type="dxa"/>
             <w:tcBorders/>
           </w:tcPr>
           <w:p>
@@ -3350,7 +3350,7 @@
         </w:tc>
         <w:tc>
           <w:tcPr>
-            <w:tcW w:w="2601" w:type="dxa"/>
+            <w:tcW w:w="2602" w:type="dxa"/>
             <w:tcBorders/>
           </w:tcPr>
           <w:p>
@@ -3370,7 +3370,7 @@
         </w:tc>
         <w:tc>
           <w:tcPr>
-            <w:tcW w:w="2599" w:type="dxa"/>
+            <w:tcW w:w="2598" w:type="dxa"/>
             <w:tcBorders/>
           </w:tcPr>
           <w:p>
@@ -3390,7 +3390,7 @@
         </w:tc>
         <w:tc>
           <w:tcPr>
-            <w:tcW w:w="1781" w:type="dxa"/>
+            <w:tcW w:w="1782" w:type="dxa"/>
             <w:tcBorders/>
           </w:tcPr>
           <w:p>
@@ -3468,7 +3468,7 @@
     <w:p>
       <w:pPr>
         <w:pStyle w:val="Normal"/>
-        <w:spacing w:before="120" w:after="120"/>
+        <w:spacing w:before="0" w:after="120"/>
         <w:rPr>
           <w:sz w:val="22"/>
           <w:szCs w:val="22"/>
@@ -3641,7 +3641,119 @@
           <w:sz w:val="22"/>
           <w:szCs w:val="22"/>
         </w:rPr>
-        <w:t>The Final Exam will be held at CE405 on Monday, December 14, 2026, wherein groups will present their design to the class. The exam will begin at 1645 (4:45pm)  and end at 1845 (6:45pm). Exam’s must be submitted to the instructor by 1845 (6:45pm) to be considered for grading. Failure to submit the exam by the ending time will result in an automatic score of zero (0).</w:t>
+        <w:t xml:space="preserve">The Final Exam will be held at CE405 on </w:t>
+      </w:r>
+      <w:r>
+        <w:rPr>
+          <w:sz w:val="22"/>
+          <w:szCs w:val="22"/>
+        </w:rPr>
+        <w:t>Wednesday</w:t>
+      </w:r>
+      <w:r>
+        <w:rPr>
+          <w:sz w:val="22"/>
+          <w:szCs w:val="22"/>
+        </w:rPr>
+        <w:t>, December 1</w:t>
+      </w:r>
+      <w:r>
+        <w:rPr>
+          <w:sz w:val="22"/>
+          <w:szCs w:val="22"/>
+        </w:rPr>
+        <w:t>6</w:t>
+      </w:r>
+      <w:r>
+        <w:rPr>
+          <w:sz w:val="22"/>
+          <w:szCs w:val="22"/>
+        </w:rPr>
+        <w:t>, 2026, wherein groups will present their design to the class. The exam will begin at 16</w:t>
+      </w:r>
+      <w:r>
+        <w:rPr>
+          <w:sz w:val="22"/>
+          <w:szCs w:val="22"/>
+        </w:rPr>
+        <w:t>00</w:t>
+      </w:r>
+      <w:r>
+        <w:rPr>
+          <w:sz w:val="22"/>
+          <w:szCs w:val="22"/>
+        </w:rPr>
+        <w:t xml:space="preserve"> (4:</w:t>
+      </w:r>
+      <w:r>
+        <w:rPr>
+          <w:sz w:val="22"/>
+          <w:szCs w:val="22"/>
+        </w:rPr>
+        <w:t>00</w:t>
+      </w:r>
+      <w:r>
+        <w:rPr>
+          <w:sz w:val="22"/>
+          <w:szCs w:val="22"/>
+        </w:rPr>
+        <w:t>pm) and end at 18</w:t>
+      </w:r>
+      <w:r>
+        <w:rPr>
+          <w:sz w:val="22"/>
+          <w:szCs w:val="22"/>
+        </w:rPr>
+        <w:t>30</w:t>
+      </w:r>
+      <w:r>
+        <w:rPr>
+          <w:sz w:val="22"/>
+          <w:szCs w:val="22"/>
+        </w:rPr>
+        <w:t xml:space="preserve"> (6:</w:t>
+      </w:r>
+      <w:r>
+        <w:rPr>
+          <w:sz w:val="22"/>
+          <w:szCs w:val="22"/>
+        </w:rPr>
+        <w:t>30</w:t>
+      </w:r>
+      <w:r>
+        <w:rPr>
+          <w:sz w:val="22"/>
+          <w:szCs w:val="22"/>
+        </w:rPr>
+        <w:t>pm). Exam’s must be submitted to the instructor by 18</w:t>
+      </w:r>
+      <w:r>
+        <w:rPr>
+          <w:sz w:val="22"/>
+          <w:szCs w:val="22"/>
+        </w:rPr>
+        <w:t>30</w:t>
+      </w:r>
+      <w:r>
+        <w:rPr>
+          <w:sz w:val="22"/>
+          <w:szCs w:val="22"/>
+        </w:rPr>
+        <w:t xml:space="preserve"> (6:</w:t>
+      </w:r>
+      <w:r>
+        <w:rPr>
+          <w:sz w:val="22"/>
+          <w:szCs w:val="22"/>
+        </w:rPr>
+        <w:t>30</w:t>
+      </w:r>
+      <w:r>
+        <w:rPr>
+          <w:sz w:val="22"/>
+          <w:szCs w:val="22"/>
+        </w:rPr>
+        <w:t>pm) to be considered for grading. Failure to submit the exam by the ending time will result in an automatic score of zero (0).</w:t>
       </w:r>
     </w:p>
     <w:p>
@@ -3978,8 +4090,8 @@
       <w:tblGrid>
         <w:gridCol w:w="697"/>
         <w:gridCol w:w="1903"/>
-        <w:gridCol w:w="1298"/>
-        <w:gridCol w:w="5641"/>
+        <w:gridCol w:w="1297"/>
+        <w:gridCol w:w="5642"/>
       </w:tblGrid>
       <w:tr>
         <w:trPr/>
@@ -4033,7 +4145,7 @@
         </w:tc>
         <w:tc>
           <w:tcPr>
-            <w:tcW w:w="1298" w:type="dxa"/>
+            <w:tcW w:w="1297" w:type="dxa"/>
             <w:tcBorders>
               <w:top w:val="single" w:sz="4" w:space="0" w:color="000000"/>
               <w:bottom w:val="single" w:sz="2" w:space="0" w:color="BFBFBF"/>
@@ -4057,7 +4169,7 @@
         </w:tc>
         <w:tc>
           <w:tcPr>
-            <w:tcW w:w="5641" w:type="dxa"/>
+            <w:tcW w:w="5642" w:type="dxa"/>
             <w:tcBorders>
               <w:top w:val="single" w:sz="4" w:space="0" w:color="000000"/>
               <w:bottom w:val="single" w:sz="2" w:space="0" w:color="BFBFBF"/>
@@ -4161,7 +4273,7 @@
         </w:tc>
         <w:tc>
           <w:tcPr>
-            <w:tcW w:w="1298" w:type="dxa"/>
+            <w:tcW w:w="1297" w:type="dxa"/>
             <w:tcBorders>
               <w:top w:val="single" w:sz="2" w:space="0" w:color="BFBFBF"/>
               <w:bottom w:val="single" w:sz="2" w:space="0" w:color="BFBFBF"/>
@@ -4185,7 +4297,7 @@
         </w:tc>
         <w:tc>
           <w:tcPr>
-            <w:tcW w:w="5641" w:type="dxa"/>
+            <w:tcW w:w="5642" w:type="dxa"/>
             <w:tcBorders>
               <w:top w:val="single" w:sz="2" w:space="0" w:color="BFBFBF"/>
               <w:bottom w:val="single" w:sz="2" w:space="0" w:color="BFBFBF"/>
@@ -4260,7 +4372,7 @@
         </w:tc>
         <w:tc>
           <w:tcPr>
-            <w:tcW w:w="1298" w:type="dxa"/>
+            <w:tcW w:w="1297" w:type="dxa"/>
             <w:tcBorders>
               <w:top w:val="single" w:sz="2" w:space="0" w:color="BFBFBF"/>
               <w:bottom w:val="single" w:sz="2" w:space="0" w:color="BFBFBF"/>
@@ -4284,7 +4396,7 @@
         </w:tc>
         <w:tc>
           <w:tcPr>
-            <w:tcW w:w="5641" w:type="dxa"/>
+            <w:tcW w:w="5642" w:type="dxa"/>
             <w:tcBorders>
               <w:top w:val="single" w:sz="2" w:space="0" w:color="BFBFBF"/>
               <w:bottom w:val="single" w:sz="2" w:space="0" w:color="BFBFBF"/>
@@ -4359,7 +4471,7 @@
         </w:tc>
         <w:tc>
           <w:tcPr>
-            <w:tcW w:w="1298" w:type="dxa"/>
+            <w:tcW w:w="1297" w:type="dxa"/>
             <w:tcBorders>
               <w:top w:val="single" w:sz="2" w:space="0" w:color="BFBFBF"/>
               <w:bottom w:val="single" w:sz="2" w:space="0" w:color="BFBFBF"/>
@@ -4383,7 +4495,7 @@
         </w:tc>
         <w:tc>
           <w:tcPr>
-            <w:tcW w:w="5641" w:type="dxa"/>
+            <w:tcW w:w="5642" w:type="dxa"/>
             <w:tcBorders>
               <w:top w:val="single" w:sz="2" w:space="0" w:color="BFBFBF"/>
               <w:bottom w:val="single" w:sz="2" w:space="0" w:color="BFBFBF"/>
@@ -4458,7 +4570,7 @@
         </w:tc>
         <w:tc>
           <w:tcPr>
-            <w:tcW w:w="1298" w:type="dxa"/>
+            <w:tcW w:w="1297" w:type="dxa"/>
             <w:tcBorders>
               <w:top w:val="single" w:sz="2" w:space="0" w:color="BFBFBF"/>
               <w:bottom w:val="single" w:sz="2" w:space="0" w:color="BFBFBF"/>
@@ -4482,7 +4594,7 @@
         </w:tc>
         <w:tc>
           <w:tcPr>
-            <w:tcW w:w="5641" w:type="dxa"/>
+            <w:tcW w:w="5642" w:type="dxa"/>
             <w:tcBorders>
               <w:top w:val="single" w:sz="2" w:space="0" w:color="BFBFBF"/>
               <w:bottom w:val="single" w:sz="2" w:space="0" w:color="BFBFBF"/>
@@ -4557,7 +4669,7 @@
         </w:tc>
         <w:tc>
           <w:tcPr>
-            <w:tcW w:w="1298" w:type="dxa"/>
+            <w:tcW w:w="1297" w:type="dxa"/>
             <w:tcBorders>
               <w:top w:val="single" w:sz="2" w:space="0" w:color="BFBFBF"/>
               <w:bottom w:val="single" w:sz="2" w:space="0" w:color="BFBFBF"/>
@@ -4581,7 +4693,7 @@
         </w:tc>
         <w:tc>
           <w:tcPr>
-            <w:tcW w:w="5641" w:type="dxa"/>
+            <w:tcW w:w="5642" w:type="dxa"/>
             <w:tcBorders>
               <w:top w:val="single" w:sz="2" w:space="0" w:color="BFBFBF"/>
               <w:bottom w:val="single" w:sz="2" w:space="0" w:color="BFBFBF"/>
@@ -4656,7 +4768,7 @@
         </w:tc>
         <w:tc>
           <w:tcPr>
-            <w:tcW w:w="1298" w:type="dxa"/>
+            <w:tcW w:w="1297" w:type="dxa"/>
             <w:tcBorders>
               <w:top w:val="single" w:sz="2" w:space="0" w:color="BFBFBF"/>
               <w:bottom w:val="single" w:sz="2" w:space="0" w:color="BFBFBF"/>
@@ -4680,7 +4792,7 @@
         </w:tc>
         <w:tc>
           <w:tcPr>
-            <w:tcW w:w="5641" w:type="dxa"/>
+            <w:tcW w:w="5642" w:type="dxa"/>
             <w:tcBorders>
               <w:top w:val="single" w:sz="2" w:space="0" w:color="BFBFBF"/>
               <w:bottom w:val="single" w:sz="2" w:space="0" w:color="BFBFBF"/>
@@ -4755,7 +4867,7 @@
         </w:tc>
         <w:tc>
           <w:tcPr>
-            <w:tcW w:w="1298" w:type="dxa"/>
+            <w:tcW w:w="1297" w:type="dxa"/>
             <w:tcBorders>
               <w:top w:val="single" w:sz="2" w:space="0" w:color="BFBFBF"/>
               <w:bottom w:val="single" w:sz="2" w:space="0" w:color="BFBFBF"/>
@@ -4779,7 +4891,7 @@
         </w:tc>
         <w:tc>
           <w:tcPr>
-            <w:tcW w:w="5641" w:type="dxa"/>
+            <w:tcW w:w="5642" w:type="dxa"/>
             <w:tcBorders>
               <w:top w:val="single" w:sz="2" w:space="0" w:color="BFBFBF"/>
               <w:bottom w:val="single" w:sz="2" w:space="0" w:color="BFBFBF"/>
@@ -4883,7 +4995,7 @@
         </w:tc>
         <w:tc>
           <w:tcPr>
-            <w:tcW w:w="1298" w:type="dxa"/>
+            <w:tcW w:w="1297" w:type="dxa"/>
             <w:tcBorders>
               <w:top w:val="single" w:sz="2" w:space="0" w:color="BFBFBF"/>
               <w:bottom w:val="single" w:sz="2" w:space="0" w:color="BFBFBF"/>
@@ -4907,7 +5019,7 @@
         </w:tc>
         <w:tc>
           <w:tcPr>
-            <w:tcW w:w="5641" w:type="dxa"/>
+            <w:tcW w:w="5642" w:type="dxa"/>
             <w:vMerge w:val="restart"/>
             <w:tcBorders>
               <w:top w:val="single" w:sz="2" w:space="0" w:color="BFBFBF"/>
@@ -4983,7 +5095,7 @@
         </w:tc>
         <w:tc>
           <w:tcPr>
-            <w:tcW w:w="1298" w:type="dxa"/>
+            <w:tcW w:w="1297" w:type="dxa"/>
             <w:tcBorders>
               <w:top w:val="single" w:sz="2" w:space="0" w:color="BFBFBF"/>
               <w:bottom w:val="single" w:sz="2" w:space="0" w:color="BFBFBF"/>
@@ -5007,7 +5119,7 @@
         </w:tc>
         <w:tc>
           <w:tcPr>
-            <w:tcW w:w="5641" w:type="dxa"/>
+            <w:tcW w:w="5642" w:type="dxa"/>
             <w:vMerge w:val="continue"/>
             <w:tcBorders>
               <w:top w:val="single" w:sz="2" w:space="0" w:color="BFBFBF"/>
@@ -5087,7 +5199,7 @@
         </w:tc>
         <w:tc>
           <w:tcPr>
-            <w:tcW w:w="1298" w:type="dxa"/>
+            <w:tcW w:w="1297" w:type="dxa"/>
             <w:tcBorders>
               <w:top w:val="single" w:sz="2" w:space="0" w:color="BFBFBF"/>
               <w:bottom w:val="single" w:sz="2" w:space="0" w:color="BFBFBF"/>
@@ -5111,7 +5223,7 @@
         </w:tc>
         <w:tc>
           <w:tcPr>
-            <w:tcW w:w="5641" w:type="dxa"/>
+            <w:tcW w:w="5642" w:type="dxa"/>
             <w:vMerge w:val="continue"/>
             <w:tcBorders>
               <w:top w:val="single" w:sz="2" w:space="0" w:color="BFBFBF"/>
@@ -5191,7 +5303,7 @@
         </w:tc>
         <w:tc>
           <w:tcPr>
-            <w:tcW w:w="1298" w:type="dxa"/>
+            <w:tcW w:w="1297" w:type="dxa"/>
             <w:tcBorders>
               <w:top w:val="single" w:sz="2" w:space="0" w:color="BFBFBF"/>
               <w:bottom w:val="single" w:sz="2" w:space="0" w:color="BFBFBF"/>
@@ -5215,7 +5327,7 @@
         </w:tc>
         <w:tc>
           <w:tcPr>
-            <w:tcW w:w="5641" w:type="dxa"/>
+            <w:tcW w:w="5642" w:type="dxa"/>
             <w:tcBorders>
               <w:top w:val="single" w:sz="2" w:space="0" w:color="BFBFBF"/>
               <w:bottom w:val="single" w:sz="2" w:space="0" w:color="BFBFBF"/>
@@ -5290,7 +5402,7 @@
         </w:tc>
         <w:tc>
           <w:tcPr>
-            <w:tcW w:w="1298" w:type="dxa"/>
+            <w:tcW w:w="1297" w:type="dxa"/>
             <w:tcBorders>
               <w:top w:val="single" w:sz="2" w:space="0" w:color="BFBFBF"/>
               <w:bottom w:val="single" w:sz="2" w:space="0" w:color="BFBFBF"/>
@@ -5314,7 +5426,7 @@
         </w:tc>
         <w:tc>
           <w:tcPr>
-            <w:tcW w:w="5641" w:type="dxa"/>
+            <w:tcW w:w="5642" w:type="dxa"/>
             <w:tcBorders>
               <w:top w:val="single" w:sz="2" w:space="0" w:color="BFBFBF"/>
               <w:bottom w:val="single" w:sz="2" w:space="0" w:color="BFBFBF"/>
@@ -5389,7 +5501,7 @@
         </w:tc>
         <w:tc>
           <w:tcPr>
-            <w:tcW w:w="1298" w:type="dxa"/>
+            <w:tcW w:w="1297" w:type="dxa"/>
             <w:tcBorders>
               <w:top w:val="single" w:sz="2" w:space="0" w:color="BFBFBF"/>
               <w:bottom w:val="single" w:sz="2" w:space="0" w:color="BFBFBF"/>
@@ -5413,7 +5525,7 @@
         </w:tc>
         <w:tc>
           <w:tcPr>
-            <w:tcW w:w="5641" w:type="dxa"/>
+            <w:tcW w:w="5642" w:type="dxa"/>
             <w:tcBorders>
               <w:top w:val="single" w:sz="2" w:space="0" w:color="BFBFBF"/>
               <w:bottom w:val="single" w:sz="2" w:space="0" w:color="BFBFBF"/>
@@ -5488,7 +5600,7 @@
         </w:tc>
         <w:tc>
           <w:tcPr>
-            <w:tcW w:w="1298" w:type="dxa"/>
+            <w:tcW w:w="1297" w:type="dxa"/>
             <w:tcBorders>
               <w:top w:val="single" w:sz="2" w:space="0" w:color="BFBFBF"/>
               <w:bottom w:val="single" w:sz="2" w:space="0" w:color="BFBFBF"/>
@@ -5512,7 +5624,7 @@
         </w:tc>
         <w:tc>
           <w:tcPr>
-            <w:tcW w:w="5641" w:type="dxa"/>
+            <w:tcW w:w="5642" w:type="dxa"/>
             <w:tcBorders>
               <w:top w:val="single" w:sz="2" w:space="0" w:color="BFBFBF"/>
               <w:bottom w:val="single" w:sz="2" w:space="0" w:color="BFBFBF"/>
@@ -5626,7 +5738,7 @@
         </w:tc>
         <w:tc>
           <w:tcPr>
-            <w:tcW w:w="1298" w:type="dxa"/>
+            <w:tcW w:w="1297" w:type="dxa"/>
             <w:tcBorders>
               <w:top w:val="single" w:sz="2" w:space="0" w:color="BFBFBF"/>
               <w:bottom w:val="single" w:sz="2" w:space="0" w:color="BFBFBF"/>
@@ -5650,7 +5762,7 @@
         </w:tc>
         <w:tc>
           <w:tcPr>
-            <w:tcW w:w="5641" w:type="dxa"/>
+            <w:tcW w:w="5642" w:type="dxa"/>
             <w:vMerge w:val="restart"/>
             <w:tcBorders>
               <w:top w:val="single" w:sz="2" w:space="0" w:color="BFBFBF"/>
@@ -5726,7 +5838,7 @@
         </w:tc>
         <w:tc>
           <w:tcPr>
-            <w:tcW w:w="1298" w:type="dxa"/>
+            <w:tcW w:w="1297" w:type="dxa"/>
             <w:tcBorders>
               <w:top w:val="single" w:sz="2" w:space="0" w:color="BFBFBF"/>
               <w:bottom w:val="single" w:sz="2" w:space="0" w:color="BFBFBF"/>
@@ -5750,7 +5862,7 @@
         </w:tc>
         <w:tc>
           <w:tcPr>
-            <w:tcW w:w="5641" w:type="dxa"/>
+            <w:tcW w:w="5642" w:type="dxa"/>
             <w:vMerge w:val="continue"/>
             <w:tcBorders>
               <w:top w:val="single" w:sz="2" w:space="0" w:color="BFBFBF"/>
@@ -5830,7 +5942,7 @@
         </w:tc>
         <w:tc>
           <w:tcPr>
-            <w:tcW w:w="1298" w:type="dxa"/>
+            <w:tcW w:w="1297" w:type="dxa"/>
             <w:tcBorders>
               <w:top w:val="single" w:sz="2" w:space="0" w:color="BFBFBF"/>
               <w:bottom w:val="single" w:sz="2" w:space="0" w:color="BFBFBF"/>
@@ -5854,7 +5966,7 @@
         </w:tc>
         <w:tc>
           <w:tcPr>
-            <w:tcW w:w="5641" w:type="dxa"/>
+            <w:tcW w:w="5642" w:type="dxa"/>
             <w:tcBorders>
               <w:top w:val="single" w:sz="2" w:space="0" w:color="BFBFBF"/>
               <w:bottom w:val="single" w:sz="2" w:space="0" w:color="BFBFBF"/>
@@ -5929,7 +6041,7 @@
         </w:tc>
         <w:tc>
           <w:tcPr>
-            <w:tcW w:w="1298" w:type="dxa"/>
+            <w:tcW w:w="1297" w:type="dxa"/>
             <w:tcBorders>
               <w:top w:val="single" w:sz="2" w:space="0" w:color="BFBFBF"/>
               <w:bottom w:val="single" w:sz="2" w:space="0" w:color="BFBFBF"/>
@@ -5953,7 +6065,7 @@
         </w:tc>
         <w:tc>
           <w:tcPr>
-            <w:tcW w:w="5641" w:type="dxa"/>
+            <w:tcW w:w="5642" w:type="dxa"/>
             <w:tcBorders>
               <w:top w:val="single" w:sz="2" w:space="0" w:color="BFBFBF"/>
               <w:bottom w:val="single" w:sz="2" w:space="0" w:color="BFBFBF"/>
@@ -6038,7 +6150,7 @@
         </w:tc>
         <w:tc>
           <w:tcPr>
-            <w:tcW w:w="1298" w:type="dxa"/>
+            <w:tcW w:w="1297" w:type="dxa"/>
             <w:tcBorders>
               <w:top w:val="single" w:sz="2" w:space="0" w:color="BFBFBF"/>
               <w:bottom w:val="single" w:sz="2" w:space="0" w:color="BFBFBF"/>
@@ -6062,7 +6174,7 @@
         </w:tc>
         <w:tc>
           <w:tcPr>
-            <w:tcW w:w="5641" w:type="dxa"/>
+            <w:tcW w:w="5642" w:type="dxa"/>
             <w:tcBorders>
               <w:top w:val="single" w:sz="2" w:space="0" w:color="BFBFBF"/>
               <w:bottom w:val="single" w:sz="2" w:space="0" w:color="BFBFBF"/>
@@ -6137,7 +6249,7 @@
         </w:tc>
         <w:tc>
           <w:tcPr>
-            <w:tcW w:w="1298" w:type="dxa"/>
+            <w:tcW w:w="1297" w:type="dxa"/>
             <w:tcBorders>
               <w:top w:val="single" w:sz="2" w:space="0" w:color="BFBFBF"/>
               <w:bottom w:val="single" w:sz="2" w:space="0" w:color="BFBFBF"/>
@@ -6161,7 +6273,7 @@
         </w:tc>
         <w:tc>
           <w:tcPr>
-            <w:tcW w:w="5641" w:type="dxa"/>
+            <w:tcW w:w="5642" w:type="dxa"/>
             <w:tcBorders>
               <w:top w:val="single" w:sz="2" w:space="0" w:color="BFBFBF"/>
               <w:bottom w:val="single" w:sz="2" w:space="0" w:color="BFBFBF"/>
@@ -6265,7 +6377,7 @@
         </w:tc>
         <w:tc>
           <w:tcPr>
-            <w:tcW w:w="1298" w:type="dxa"/>
+            <w:tcW w:w="1297" w:type="dxa"/>
             <w:tcBorders>
               <w:top w:val="single" w:sz="2" w:space="0" w:color="BFBFBF"/>
               <w:bottom w:val="single" w:sz="2" w:space="0" w:color="BFBFBF"/>
@@ -6289,7 +6401,7 @@
         </w:tc>
         <w:tc>
           <w:tcPr>
-            <w:tcW w:w="5641" w:type="dxa"/>
+            <w:tcW w:w="5642" w:type="dxa"/>
             <w:tcBorders>
               <w:top w:val="single" w:sz="2" w:space="0" w:color="BFBFBF"/>
               <w:bottom w:val="single" w:sz="2" w:space="0" w:color="BFBFBF"/>
@@ -6364,7 +6476,7 @@
         </w:tc>
         <w:tc>
           <w:tcPr>
-            <w:tcW w:w="1298" w:type="dxa"/>
+            <w:tcW w:w="1297" w:type="dxa"/>
             <w:tcBorders>
               <w:top w:val="single" w:sz="2" w:space="0" w:color="BFBFBF"/>
               <w:bottom w:val="single" w:sz="2" w:space="0" w:color="BFBFBF"/>
@@ -6388,7 +6500,7 @@
         </w:tc>
         <w:tc>
           <w:tcPr>
-            <w:tcW w:w="5641" w:type="dxa"/>
+            <w:tcW w:w="5642" w:type="dxa"/>
             <w:tcBorders>
               <w:top w:val="single" w:sz="2" w:space="0" w:color="BFBFBF"/>
               <w:bottom w:val="single" w:sz="2" w:space="0" w:color="BFBFBF"/>
@@ -6463,7 +6575,7 @@
         </w:tc>
         <w:tc>
           <w:tcPr>
-            <w:tcW w:w="1298" w:type="dxa"/>
+            <w:tcW w:w="1297" w:type="dxa"/>
             <w:tcBorders>
               <w:top w:val="single" w:sz="2" w:space="0" w:color="BFBFBF"/>
               <w:bottom w:val="single" w:sz="2" w:space="0" w:color="BFBFBF"/>
@@ -6487,7 +6599,7 @@
         </w:tc>
         <w:tc>
           <w:tcPr>
-            <w:tcW w:w="5641" w:type="dxa"/>
+            <w:tcW w:w="5642" w:type="dxa"/>
             <w:tcBorders>
               <w:top w:val="single" w:sz="2" w:space="0" w:color="BFBFBF"/>
               <w:bottom w:val="single" w:sz="2" w:space="0" w:color="BFBFBF"/>
@@ -6562,7 +6674,7 @@
         </w:tc>
         <w:tc>
           <w:tcPr>
-            <w:tcW w:w="1298" w:type="dxa"/>
+            <w:tcW w:w="1297" w:type="dxa"/>
             <w:tcBorders>
               <w:top w:val="single" w:sz="2" w:space="0" w:color="BFBFBF"/>
               <w:bottom w:val="single" w:sz="2" w:space="0" w:color="BFBFBF"/>
@@ -6586,7 +6698,7 @@
         </w:tc>
         <w:tc>
           <w:tcPr>
-            <w:tcW w:w="5641" w:type="dxa"/>
+            <w:tcW w:w="5642" w:type="dxa"/>
             <w:tcBorders>
               <w:top w:val="single" w:sz="2" w:space="0" w:color="BFBFBF"/>
               <w:bottom w:val="single" w:sz="2" w:space="0" w:color="BFBFBF"/>
@@ -6661,7 +6773,7 @@
         </w:tc>
         <w:tc>
           <w:tcPr>
-            <w:tcW w:w="1298" w:type="dxa"/>
+            <w:tcW w:w="1297" w:type="dxa"/>
             <w:tcBorders>
               <w:top w:val="single" w:sz="2" w:space="0" w:color="BFBFBF"/>
               <w:bottom w:val="single" w:sz="2" w:space="0" w:color="BFBFBF"/>
@@ -6685,7 +6797,7 @@
         </w:tc>
         <w:tc>
           <w:tcPr>
-            <w:tcW w:w="5641" w:type="dxa"/>
+            <w:tcW w:w="5642" w:type="dxa"/>
             <w:tcBorders>
               <w:top w:val="single" w:sz="2" w:space="0" w:color="BFBFBF"/>
               <w:bottom w:val="single" w:sz="2" w:space="0" w:color="BFBFBF"/>
@@ -6760,7 +6872,7 @@
         </w:tc>
         <w:tc>
           <w:tcPr>
-            <w:tcW w:w="1298" w:type="dxa"/>
+            <w:tcW w:w="1297" w:type="dxa"/>
             <w:tcBorders>
               <w:top w:val="single" w:sz="2" w:space="0" w:color="BFBFBF"/>
               <w:bottom w:val="single" w:sz="2" w:space="0" w:color="BFBFBF"/>
@@ -6784,7 +6896,7 @@
         </w:tc>
         <w:tc>
           <w:tcPr>
-            <w:tcW w:w="5641" w:type="dxa"/>
+            <w:tcW w:w="5642" w:type="dxa"/>
             <w:tcBorders>
               <w:top w:val="single" w:sz="2" w:space="0" w:color="BFBFBF"/>
               <w:bottom w:val="single" w:sz="2" w:space="0" w:color="BFBFBF"/>
@@ -6888,7 +7000,7 @@
         </w:tc>
         <w:tc>
           <w:tcPr>
-            <w:tcW w:w="1298" w:type="dxa"/>
+            <w:tcW w:w="1297" w:type="dxa"/>
             <w:tcBorders>
               <w:top w:val="single" w:sz="2" w:space="0" w:color="BFBFBF"/>
               <w:bottom w:val="single" w:sz="4" w:space="0" w:color="000000"/>
@@ -6912,7 +7024,7 @@
         </w:tc>
         <w:tc>
           <w:tcPr>
-            <w:tcW w:w="5641" w:type="dxa"/>
+            <w:tcW w:w="5642" w:type="dxa"/>
             <w:tcBorders>
               <w:top w:val="single" w:sz="2" w:space="0" w:color="BFBFBF"/>
               <w:bottom w:val="single" w:sz="4" w:space="0" w:color="000000"/>
@@ -7593,8 +7705,8 @@
       <w:u w:val="single"/>
     </w:rPr>
   </w:style>
-  <w:style w:type="character" w:styleId="FootnoteCharacters">
-    <w:name w:val="Footnote Characters"/>
+  <w:style w:type="character" w:styleId="FootnoteCharactersuser">
+    <w:name w:val="Footnote Characters (user)"/>
     <w:uiPriority w:val="99"/>
     <w:semiHidden/>
     <w:unhideWhenUsed/>
@@ -7603,8 +7715,8 @@
       <w:vertAlign w:val="superscript"/>
     </w:rPr>
   </w:style>
-  <w:style w:type="character" w:styleId="FootnoteCharactersuser">
-    <w:name w:val="Footnote Characters (user)"/>
+  <w:style w:type="character" w:styleId="FootnoteCharacters">
+    <w:name w:val="Footnote Characters"/>
     <w:qFormat/>
     <w:rPr>
       <w:vertAlign w:val="superscript"/>
@@ -7628,8 +7740,8 @@
       <w:szCs w:val="20"/>
     </w:rPr>
   </w:style>
-  <w:style w:type="character" w:styleId="EndnoteCharacters">
-    <w:name w:val="Endnote Characters"/>
+  <w:style w:type="character" w:styleId="EndnoteCharactersuser">
+    <w:name w:val="Endnote Characters (user)"/>
     <w:uiPriority w:val="99"/>
     <w:semiHidden/>
     <w:unhideWhenUsed/>
@@ -7638,8 +7750,8 @@
       <w:vertAlign w:val="superscript"/>
     </w:rPr>
   </w:style>
-  <w:style w:type="character" w:styleId="EndnoteCharactersuser">
-    <w:name w:val="Endnote Characters (user)"/>
+  <w:style w:type="character" w:styleId="EndnoteCharacters">
+    <w:name w:val="Endnote Characters"/>
     <w:qFormat/>
     <w:rPr>
       <w:vertAlign w:val="superscript"/>
@@ -7663,8 +7775,8 @@
       <w:szCs w:val="20"/>
     </w:rPr>
   </w:style>
-  <w:style w:type="character" w:styleId="Bullets">
-    <w:name w:val="Bullets"/>
+  <w:style w:type="character" w:styleId="Bulletsuser">
+    <w:name w:val="Bullets (user)"/>
     <w:qFormat/>
     <w:rPr>
       <w:rFonts w:ascii="OpenSymbol" w:hAnsi="OpenSymbol" w:eastAsia="OpenSymbol" w:cs="OpenSymbol"/>

--- a/MECH151_techDesign/syllabusMECH151.docx
+++ b/MECH151_techDesign/syllabusMECH151.docx
@@ -238,7 +238,7 @@
           <w:sz w:val="22"/>
           <w:szCs w:val="22"/>
         </w:rPr>
-        <w:t>This course introduces the student to 3D modeling using CAD/CAM mechanical design automation software. Topics included are: sketching, orthographic projection, descriptive geometry, dimensioning, section views, auxiliary views, primary and secondary views, threads, fasteners, and production drawings. Students will build parametric models of parts and assemblies and make drawings of those parts and assemblies. The student will study CAD/CAM software configurations and translate parametric models to produce prototypes using various manufacturing methods. The course will also cover basic machine safety and operation.</w:t>
+        <w:t>This course introduces the student to 3D modeling using CAD/CAM mechanical design automation software. Topics included are: sketching, orthographic projection, descriptive geometry, dimensioning, section views, auxiliary views, primary and secondary views, threads, and fasteners. Students will build parametric models of parts and assemblies and make drawings of those parts and assemblies. The student will study CAD/CAM software configurations and translate parametric models to produce prototypes using various manufacturing methods. The course will also cover basic machine safety and operation.</w:t>
       </w:r>
     </w:p>
     <w:p>
@@ -1735,7 +1735,7 @@
                 <w:sz w:val="22"/>
                 <w:szCs w:val="22"/>
               </w:rPr>
-              <w:t>4</w:t>
+              <w:t>3</w:t>
             </w:r>
           </w:p>
         </w:tc>
@@ -4071,7 +4071,7 @@
           <w:sz w:val="22"/>
           <w:szCs w:val="22"/>
         </w:rPr>
-        <w:t>This schedule covers Weeks 4–16 (the instructor's period of coverage) and is organized into four units: CAD Fundamentals (Basic), CAD Advanced, Design for Assembly (DFA), and Design for Manufacturing (DFM).</w:t>
+        <w:t>This schedule covers Weeks 4–16 (the instructor's period of coverage) and is organized into three units: CAD Fundamentals (Basic), Design for Assembly (DFA), and Design for Manufacturing (DFM).</w:t>
       </w:r>
     </w:p>
     <w:tbl>
@@ -4909,7 +4909,7 @@
                 <w:sz w:val="20"/>
                 <w:szCs w:val="20"/>
               </w:rPr>
-              <w:t>Unit 1 Quiz</w:t>
+              <w:t>Section views (full, half, offset), Auxiliary views</w:t>
             </w:r>
           </w:p>
         </w:tc>
@@ -4918,27 +4918,97 @@
         <w:trPr/>
         <w:tc>
           <w:tcPr>
-            <w:tcW w:w="9539" w:type="dxa"/>
-            <w:gridSpan w:val="4"/>
-            <w:tcBorders>
-              <w:top w:val="single" w:sz="2" w:space="0" w:color="BFBFBF"/>
-              <w:bottom w:val="single" w:sz="2" w:space="0" w:color="BFBFBF"/>
-            </w:tcBorders>
-            <w:shd w:fill="E7E6E6" w:val="clear"/>
-          </w:tcPr>
-          <w:p>
-            <w:pPr>
-              <w:pStyle w:val="Normal"/>
-              <w:rPr/>
-            </w:pPr>
-            <w:r>
-              <w:rPr>
-                <w:b/>
-                <w:bCs/>
-                <w:sz w:val="20"/>
-                <w:szCs w:val="20"/>
-              </w:rPr>
-              <w:t>Unit 2 – CAD Advanced</w:t>
+            <w:tcW w:w="697" w:type="dxa"/>
+            <w:tcBorders>
+              <w:top w:val="single" w:sz="2" w:space="0" w:color="BFBFBF"/>
+              <w:bottom w:val="single" w:sz="2" w:space="0" w:color="BFBFBF"/>
+            </w:tcBorders>
+          </w:tcPr>
+          <w:p>
+            <w:pPr>
+              <w:pStyle w:val="Normal"/>
+              <w:rPr/>
+            </w:pPr>
+            <w:r>
+              <w:rPr>
+                <w:b w:val="false"/>
+                <w:bCs w:val="false"/>
+                <w:sz w:val="20"/>
+                <w:szCs w:val="20"/>
+              </w:rPr>
+              <w:t>7</w:t>
+            </w:r>
+          </w:p>
+        </w:tc>
+        <w:tc>
+          <w:tcPr>
+            <w:tcW w:w="1903" w:type="dxa"/>
+            <w:tcBorders>
+              <w:top w:val="single" w:sz="2" w:space="0" w:color="BFBFBF"/>
+              <w:bottom w:val="single" w:sz="2" w:space="0" w:color="BFBFBF"/>
+            </w:tcBorders>
+          </w:tcPr>
+          <w:p>
+            <w:pPr>
+              <w:pStyle w:val="Normal"/>
+              <w:rPr/>
+            </w:pPr>
+            <w:r>
+              <w:rPr>
+                <w:b w:val="false"/>
+                <w:bCs w:val="false"/>
+                <w:sz w:val="20"/>
+                <w:szCs w:val="20"/>
+              </w:rPr>
+              <w:t>October 8, 2026</w:t>
+            </w:r>
+          </w:p>
+        </w:tc>
+        <w:tc>
+          <w:tcPr>
+            <w:tcW w:w="1297" w:type="dxa"/>
+            <w:tcBorders>
+              <w:top w:val="single" w:sz="2" w:space="0" w:color="BFBFBF"/>
+              <w:bottom w:val="single" w:sz="2" w:space="0" w:color="BFBFBF"/>
+            </w:tcBorders>
+          </w:tcPr>
+          <w:p>
+            <w:pPr>
+              <w:pStyle w:val="Normal"/>
+              <w:rPr/>
+            </w:pPr>
+            <w:r>
+              <w:rPr>
+                <w:b w:val="false"/>
+                <w:bCs w:val="false"/>
+                <w:sz w:val="20"/>
+                <w:szCs w:val="20"/>
+              </w:rPr>
+              <w:t>Thu</w:t>
+            </w:r>
+          </w:p>
+        </w:tc>
+        <w:tc>
+          <w:tcPr>
+            <w:tcW w:w="5642" w:type="dxa"/>
+            <w:tcBorders>
+              <w:top w:val="single" w:sz="2" w:space="0" w:color="BFBFBF"/>
+              <w:bottom w:val="single" w:sz="2" w:space="0" w:color="BFBFBF"/>
+            </w:tcBorders>
+          </w:tcPr>
+          <w:p>
+            <w:pPr>
+              <w:pStyle w:val="Normal"/>
+              <w:rPr/>
+            </w:pPr>
+            <w:r>
+              <w:rPr>
+                <w:b w:val="false"/>
+                <w:bCs w:val="false"/>
+                <w:sz w:val="20"/>
+                <w:szCs w:val="20"/>
+              </w:rPr>
+              <w:t>CAD software configuration and CAD/CAM data translation</w:t>
             </w:r>
           </w:p>
         </w:tc>
@@ -4965,7 +5035,7 @@
                 <w:sz w:val="20"/>
                 <w:szCs w:val="20"/>
               </w:rPr>
-              <w:t>7</w:t>
+              <w:t>8</w:t>
             </w:r>
           </w:p>
         </w:tc>
@@ -4989,7 +5059,7 @@
                 <w:sz w:val="20"/>
                 <w:szCs w:val="20"/>
               </w:rPr>
-              <w:t>October 8, 2026</w:t>
+              <w:t>October 14, 2026</w:t>
             </w:r>
           </w:p>
         </w:tc>
@@ -5013,32 +5083,31 @@
                 <w:sz w:val="20"/>
                 <w:szCs w:val="20"/>
               </w:rPr>
-              <w:t>Thu</w:t>
+              <w:t>Wed</w:t>
             </w:r>
           </w:p>
         </w:tc>
         <w:tc>
           <w:tcPr>
             <w:tcW w:w="5642" w:type="dxa"/>
-            <w:vMerge w:val="restart"/>
-            <w:tcBorders>
-              <w:top w:val="single" w:sz="2" w:space="0" w:color="BFBFBF"/>
-              <w:bottom w:val="single" w:sz="2" w:space="0" w:color="BFBFBF"/>
-            </w:tcBorders>
-          </w:tcPr>
-          <w:p>
-            <w:pPr>
-              <w:pStyle w:val="Normal"/>
-              <w:rPr/>
-            </w:pPr>
-            <w:r>
-              <w:rPr>
-                <w:b w:val="false"/>
-                <w:bCs w:val="false"/>
-                <w:sz w:val="20"/>
-                <w:szCs w:val="20"/>
-              </w:rPr>
-              <w:t>Section views (full, half, offset), Auxiliary views, Threads and fastener representation/callouts</w:t>
+            <w:tcBorders>
+              <w:top w:val="single" w:sz="2" w:space="0" w:color="BFBFBF"/>
+              <w:bottom w:val="single" w:sz="2" w:space="0" w:color="BFBFBF"/>
+            </w:tcBorders>
+          </w:tcPr>
+          <w:p>
+            <w:pPr>
+              <w:pStyle w:val="Normal"/>
+              <w:rPr/>
+            </w:pPr>
+            <w:r>
+              <w:rPr>
+                <w:b w:val="false"/>
+                <w:bCs w:val="false"/>
+                <w:sz w:val="20"/>
+                <w:szCs w:val="20"/>
+              </w:rPr>
+              <w:t>Unit 1 Quiz; Prototype Groups Form</w:t>
             </w:r>
           </w:p>
         </w:tc>
@@ -5047,102 +5116,27 @@
         <w:trPr/>
         <w:tc>
           <w:tcPr>
-            <w:tcW w:w="697" w:type="dxa"/>
-            <w:tcBorders>
-              <w:top w:val="single" w:sz="2" w:space="0" w:color="BFBFBF"/>
-              <w:bottom w:val="single" w:sz="2" w:space="0" w:color="BFBFBF"/>
-            </w:tcBorders>
-          </w:tcPr>
-          <w:p>
-            <w:pPr>
-              <w:pStyle w:val="Normal"/>
-              <w:rPr/>
-            </w:pPr>
-            <w:r>
-              <w:rPr>
-                <w:b w:val="false"/>
-                <w:bCs w:val="false"/>
-                <w:sz w:val="20"/>
-                <w:szCs w:val="20"/>
-              </w:rPr>
-              <w:t>8</w:t>
-            </w:r>
-          </w:p>
-        </w:tc>
-        <w:tc>
-          <w:tcPr>
-            <w:tcW w:w="1903" w:type="dxa"/>
-            <w:tcBorders>
-              <w:top w:val="single" w:sz="2" w:space="0" w:color="BFBFBF"/>
-              <w:bottom w:val="single" w:sz="2" w:space="0" w:color="BFBFBF"/>
-            </w:tcBorders>
-          </w:tcPr>
-          <w:p>
-            <w:pPr>
-              <w:pStyle w:val="Normal"/>
-              <w:rPr/>
-            </w:pPr>
-            <w:r>
-              <w:rPr>
-                <w:b w:val="false"/>
-                <w:bCs w:val="false"/>
-                <w:sz w:val="20"/>
-                <w:szCs w:val="20"/>
-              </w:rPr>
-              <w:t>October 14, 2026</w:t>
-            </w:r>
-          </w:p>
-        </w:tc>
-        <w:tc>
-          <w:tcPr>
-            <w:tcW w:w="1297" w:type="dxa"/>
-            <w:tcBorders>
-              <w:top w:val="single" w:sz="2" w:space="0" w:color="BFBFBF"/>
-              <w:bottom w:val="single" w:sz="2" w:space="0" w:color="BFBFBF"/>
-            </w:tcBorders>
-          </w:tcPr>
-          <w:p>
-            <w:pPr>
-              <w:pStyle w:val="Normal"/>
-              <w:rPr/>
-            </w:pPr>
-            <w:r>
-              <w:rPr>
-                <w:b w:val="false"/>
-                <w:bCs w:val="false"/>
-                <w:sz w:val="20"/>
-                <w:szCs w:val="20"/>
-              </w:rPr>
-              <w:t>Wed</w:t>
-            </w:r>
-          </w:p>
-        </w:tc>
-        <w:tc>
-          <w:tcPr>
-            <w:tcW w:w="5642" w:type="dxa"/>
-            <w:vMerge w:val="continue"/>
-            <w:tcBorders>
-              <w:top w:val="single" w:sz="2" w:space="0" w:color="BFBFBF"/>
-              <w:bottom w:val="single" w:sz="2" w:space="0" w:color="BFBFBF"/>
-            </w:tcBorders>
-          </w:tcPr>
-          <w:p>
-            <w:pPr>
-              <w:pStyle w:val="Normal"/>
-              <w:rPr>
-                <w:b w:val="false"/>
-                <w:bCs w:val="false"/>
-                <w:sz w:val="20"/>
-                <w:szCs w:val="20"/>
-              </w:rPr>
-            </w:pPr>
-            <w:r>
-              <w:rPr>
-                <w:b w:val="false"/>
-                <w:bCs w:val="false"/>
-                <w:sz w:val="20"/>
-                <w:szCs w:val="20"/>
-              </w:rPr>
+            <w:tcW w:w="9539" w:type="dxa"/>
+            <w:gridSpan w:val="4"/>
+            <w:tcBorders>
+              <w:top w:val="single" w:sz="2" w:space="0" w:color="BFBFBF"/>
+              <w:bottom w:val="single" w:sz="2" w:space="0" w:color="BFBFBF"/>
+            </w:tcBorders>
+            <w:shd w:fill="E7E6E6" w:val="clear"/>
+          </w:tcPr>
+          <w:p>
+            <w:pPr>
+              <w:pStyle w:val="Normal"/>
+              <w:rPr/>
+            </w:pPr>
+            <w:r>
+              <w:rPr>
+                <w:b/>
+                <w:bCs/>
+                <w:sz w:val="20"/>
+                <w:szCs w:val="20"/>
+              </w:rPr>
+              <w:t>Unit 2 – Design for Assembly (DFA)</w:t>
             </w:r>
           </w:p>
         </w:tc>
@@ -5224,29 +5218,24 @@
         <w:tc>
           <w:tcPr>
             <w:tcW w:w="5642" w:type="dxa"/>
-            <w:vMerge w:val="continue"/>
-            <w:tcBorders>
-              <w:top w:val="single" w:sz="2" w:space="0" w:color="BFBFBF"/>
-              <w:bottom w:val="single" w:sz="2" w:space="0" w:color="BFBFBF"/>
-            </w:tcBorders>
-          </w:tcPr>
-          <w:p>
-            <w:pPr>
-              <w:pStyle w:val="Normal"/>
-              <w:rPr>
-                <w:b w:val="false"/>
-                <w:bCs w:val="false"/>
-                <w:sz w:val="20"/>
-                <w:szCs w:val="20"/>
-              </w:rPr>
-            </w:pPr>
-            <w:r>
-              <w:rPr>
-                <w:b w:val="false"/>
-                <w:bCs w:val="false"/>
-                <w:sz w:val="20"/>
-                <w:szCs w:val="20"/>
-              </w:rPr>
+            <w:tcBorders>
+              <w:top w:val="single" w:sz="2" w:space="0" w:color="BFBFBF"/>
+              <w:bottom w:val="single" w:sz="2" w:space="0" w:color="BFBFBF"/>
+            </w:tcBorders>
+          </w:tcPr>
+          <w:p>
+            <w:pPr>
+              <w:pStyle w:val="Normal"/>
+              <w:rPr/>
+            </w:pPr>
+            <w:r>
+              <w:rPr>
+                <w:b w:val="false"/>
+                <w:bCs w:val="false"/>
+                <w:sz w:val="20"/>
+                <w:szCs w:val="20"/>
+              </w:rPr>
+              <w:t>Threads and fastener representation/callouts</w:t>
             </w:r>
           </w:p>
         </w:tc>
@@ -5345,7 +5334,7 @@
                 <w:sz w:val="20"/>
                 <w:szCs w:val="20"/>
               </w:rPr>
-              <w:t>Production/detail drawings (title blocks, BOM basics)</w:t>
+              <w:t>Assembly modeling (mates/constraints), Building assemblies from part models</w:t>
             </w:r>
           </w:p>
         </w:tc>
@@ -5444,7 +5433,7 @@
                 <w:sz w:val="20"/>
                 <w:szCs w:val="20"/>
               </w:rPr>
-              <w:t>Introduction to tolerancing</w:t>
+              <w:t>Applying fasteners and threads within assemblies</w:t>
             </w:r>
           </w:p>
         </w:tc>
@@ -5543,7 +5532,7 @@
                 <w:sz w:val="20"/>
                 <w:szCs w:val="20"/>
               </w:rPr>
-              <w:t>CAD software configuration and CAD/CAM data translation</w:t>
+              <w:t>DFA principles (part count reduction, ease of assembly, tolerance stack-up)</w:t>
             </w:r>
           </w:p>
         </w:tc>
@@ -5642,17 +5631,7 @@
                 <w:sz w:val="20"/>
                 <w:szCs w:val="20"/>
               </w:rPr>
-              <w:t xml:space="preserve">Unit 2 Quiz; </w:t>
-            </w:r>
-            <w:r>
-              <w:rPr>
-                <w:b w:val="false"/>
-                <w:bCs w:val="false"/>
-                <w:sz w:val="20"/>
-                <w:szCs w:val="20"/>
-                <w:shd w:fill="FFFF00" w:val="clear"/>
-              </w:rPr>
-              <w:t>Prototype Groups Form</w:t>
+              <w:t>Assembly drawings, exploded views, and BOMs; Design Proposal</w:t>
             </w:r>
           </w:p>
         </w:tc>
@@ -5661,27 +5640,97 @@
         <w:trPr/>
         <w:tc>
           <w:tcPr>
-            <w:tcW w:w="9539" w:type="dxa"/>
-            <w:gridSpan w:val="4"/>
-            <w:tcBorders>
-              <w:top w:val="single" w:sz="2" w:space="0" w:color="BFBFBF"/>
-              <w:bottom w:val="single" w:sz="2" w:space="0" w:color="BFBFBF"/>
-            </w:tcBorders>
-            <w:shd w:fill="E7E6E6" w:val="clear"/>
-          </w:tcPr>
-          <w:p>
-            <w:pPr>
-              <w:pStyle w:val="Normal"/>
-              <w:rPr/>
-            </w:pPr>
-            <w:r>
-              <w:rPr>
-                <w:b/>
-                <w:bCs/>
-                <w:sz w:val="20"/>
-                <w:szCs w:val="20"/>
-              </w:rPr>
-              <w:t>Unit 3 – Design for Assembly (DFA)</w:t>
+            <w:tcW w:w="697" w:type="dxa"/>
+            <w:tcBorders>
+              <w:top w:val="single" w:sz="2" w:space="0" w:color="BFBFBF"/>
+              <w:bottom w:val="single" w:sz="2" w:space="0" w:color="BFBFBF"/>
+            </w:tcBorders>
+          </w:tcPr>
+          <w:p>
+            <w:pPr>
+              <w:pStyle w:val="Normal"/>
+              <w:rPr/>
+            </w:pPr>
+            <w:r>
+              <w:rPr>
+                <w:b w:val="false"/>
+                <w:bCs w:val="false"/>
+                <w:sz w:val="20"/>
+                <w:szCs w:val="20"/>
+              </w:rPr>
+              <w:t>11</w:t>
+            </w:r>
+          </w:p>
+        </w:tc>
+        <w:tc>
+          <w:tcPr>
+            <w:tcW w:w="1903" w:type="dxa"/>
+            <w:tcBorders>
+              <w:top w:val="single" w:sz="2" w:space="0" w:color="BFBFBF"/>
+              <w:bottom w:val="single" w:sz="2" w:space="0" w:color="BFBFBF"/>
+            </w:tcBorders>
+          </w:tcPr>
+          <w:p>
+            <w:pPr>
+              <w:pStyle w:val="Normal"/>
+              <w:rPr/>
+            </w:pPr>
+            <w:r>
+              <w:rPr>
+                <w:b w:val="false"/>
+                <w:bCs w:val="false"/>
+                <w:sz w:val="20"/>
+                <w:szCs w:val="20"/>
+              </w:rPr>
+              <w:t>November 4, 2026</w:t>
+            </w:r>
+          </w:p>
+        </w:tc>
+        <w:tc>
+          <w:tcPr>
+            <w:tcW w:w="1297" w:type="dxa"/>
+            <w:tcBorders>
+              <w:top w:val="single" w:sz="2" w:space="0" w:color="BFBFBF"/>
+              <w:bottom w:val="single" w:sz="2" w:space="0" w:color="BFBFBF"/>
+            </w:tcBorders>
+          </w:tcPr>
+          <w:p>
+            <w:pPr>
+              <w:pStyle w:val="Normal"/>
+              <w:rPr/>
+            </w:pPr>
+            <w:r>
+              <w:rPr>
+                <w:b w:val="false"/>
+                <w:bCs w:val="false"/>
+                <w:sz w:val="20"/>
+                <w:szCs w:val="20"/>
+              </w:rPr>
+              <w:t>Wed</w:t>
+            </w:r>
+          </w:p>
+        </w:tc>
+        <w:tc>
+          <w:tcPr>
+            <w:tcW w:w="5642" w:type="dxa"/>
+            <w:tcBorders>
+              <w:top w:val="single" w:sz="2" w:space="0" w:color="BFBFBF"/>
+              <w:bottom w:val="single" w:sz="2" w:space="0" w:color="BFBFBF"/>
+            </w:tcBorders>
+          </w:tcPr>
+          <w:p>
+            <w:pPr>
+              <w:pStyle w:val="Normal"/>
+              <w:rPr/>
+            </w:pPr>
+            <w:r>
+              <w:rPr>
+                <w:b w:val="false"/>
+                <w:bCs w:val="false"/>
+                <w:sz w:val="20"/>
+                <w:szCs w:val="20"/>
+              </w:rPr>
+              <w:t>Design review/iteration workshop (based on submitted proposals)</w:t>
             </w:r>
           </w:p>
         </w:tc>
@@ -5732,7 +5781,7 @@
                 <w:sz w:val="20"/>
                 <w:szCs w:val="20"/>
               </w:rPr>
-              <w:t>November 4, 2026</w:t>
+              <w:t>November 5, 2026</w:t>
             </w:r>
           </w:p>
         </w:tc>
@@ -5756,32 +5805,31 @@
                 <w:sz w:val="20"/>
                 <w:szCs w:val="20"/>
               </w:rPr>
-              <w:t>Wed</w:t>
+              <w:t>Thu</w:t>
             </w:r>
           </w:p>
         </w:tc>
         <w:tc>
           <w:tcPr>
             <w:tcW w:w="5642" w:type="dxa"/>
-            <w:vMerge w:val="restart"/>
-            <w:tcBorders>
-              <w:top w:val="single" w:sz="2" w:space="0" w:color="BFBFBF"/>
-              <w:bottom w:val="single" w:sz="2" w:space="0" w:color="BFBFBF"/>
-            </w:tcBorders>
-          </w:tcPr>
-          <w:p>
-            <w:pPr>
-              <w:pStyle w:val="Normal"/>
-              <w:rPr/>
-            </w:pPr>
-            <w:r>
-              <w:rPr>
-                <w:b w:val="false"/>
-                <w:bCs w:val="false"/>
-                <w:sz w:val="20"/>
-                <w:szCs w:val="20"/>
-              </w:rPr>
-              <w:t>Assembly modeling (mates/constraints), Building assemblies from part models, Applying fasteners and threads within assemblies</w:t>
+            <w:tcBorders>
+              <w:top w:val="single" w:sz="2" w:space="0" w:color="BFBFBF"/>
+              <w:bottom w:val="single" w:sz="2" w:space="0" w:color="BFBFBF"/>
+            </w:tcBorders>
+          </w:tcPr>
+          <w:p>
+            <w:pPr>
+              <w:pStyle w:val="Normal"/>
+              <w:rPr/>
+            </w:pPr>
+            <w:r>
+              <w:rPr>
+                <w:b w:val="false"/>
+                <w:bCs w:val="false"/>
+                <w:sz w:val="20"/>
+                <w:szCs w:val="20"/>
+              </w:rPr>
+              <w:t>Unit 2 Quiz</w:t>
             </w:r>
           </w:p>
         </w:tc>
@@ -5790,102 +5838,27 @@
         <w:trPr/>
         <w:tc>
           <w:tcPr>
-            <w:tcW w:w="697" w:type="dxa"/>
-            <w:tcBorders>
-              <w:top w:val="single" w:sz="2" w:space="0" w:color="BFBFBF"/>
-              <w:bottom w:val="single" w:sz="2" w:space="0" w:color="BFBFBF"/>
-            </w:tcBorders>
-          </w:tcPr>
-          <w:p>
-            <w:pPr>
-              <w:pStyle w:val="Normal"/>
-              <w:rPr/>
-            </w:pPr>
-            <w:r>
-              <w:rPr>
-                <w:b w:val="false"/>
-                <w:bCs w:val="false"/>
-                <w:sz w:val="20"/>
-                <w:szCs w:val="20"/>
-              </w:rPr>
-              <w:t>11</w:t>
-            </w:r>
-          </w:p>
-        </w:tc>
-        <w:tc>
-          <w:tcPr>
-            <w:tcW w:w="1903" w:type="dxa"/>
-            <w:tcBorders>
-              <w:top w:val="single" w:sz="2" w:space="0" w:color="BFBFBF"/>
-              <w:bottom w:val="single" w:sz="2" w:space="0" w:color="BFBFBF"/>
-            </w:tcBorders>
-          </w:tcPr>
-          <w:p>
-            <w:pPr>
-              <w:pStyle w:val="Normal"/>
-              <w:rPr/>
-            </w:pPr>
-            <w:r>
-              <w:rPr>
-                <w:b w:val="false"/>
-                <w:bCs w:val="false"/>
-                <w:sz w:val="20"/>
-                <w:szCs w:val="20"/>
-              </w:rPr>
-              <w:t>November 5, 2026</w:t>
-            </w:r>
-          </w:p>
-        </w:tc>
-        <w:tc>
-          <w:tcPr>
-            <w:tcW w:w="1297" w:type="dxa"/>
-            <w:tcBorders>
-              <w:top w:val="single" w:sz="2" w:space="0" w:color="BFBFBF"/>
-              <w:bottom w:val="single" w:sz="2" w:space="0" w:color="BFBFBF"/>
-            </w:tcBorders>
-          </w:tcPr>
-          <w:p>
-            <w:pPr>
-              <w:pStyle w:val="Normal"/>
-              <w:rPr/>
-            </w:pPr>
-            <w:r>
-              <w:rPr>
-                <w:b w:val="false"/>
-                <w:bCs w:val="false"/>
-                <w:sz w:val="20"/>
-                <w:szCs w:val="20"/>
-              </w:rPr>
-              <w:t>Thu</w:t>
-            </w:r>
-          </w:p>
-        </w:tc>
-        <w:tc>
-          <w:tcPr>
-            <w:tcW w:w="5642" w:type="dxa"/>
-            <w:vMerge w:val="continue"/>
-            <w:tcBorders>
-              <w:top w:val="single" w:sz="2" w:space="0" w:color="BFBFBF"/>
-              <w:bottom w:val="single" w:sz="2" w:space="0" w:color="BFBFBF"/>
-            </w:tcBorders>
-          </w:tcPr>
-          <w:p>
-            <w:pPr>
-              <w:pStyle w:val="Normal"/>
-              <w:rPr>
-                <w:b w:val="false"/>
-                <w:bCs w:val="false"/>
-                <w:sz w:val="20"/>
-                <w:szCs w:val="20"/>
-              </w:rPr>
-            </w:pPr>
-            <w:r>
-              <w:rPr>
-                <w:b w:val="false"/>
-                <w:bCs w:val="false"/>
-                <w:sz w:val="20"/>
-                <w:szCs w:val="20"/>
-              </w:rPr>
+            <w:tcW w:w="9539" w:type="dxa"/>
+            <w:gridSpan w:val="4"/>
+            <w:tcBorders>
+              <w:top w:val="single" w:sz="2" w:space="0" w:color="BFBFBF"/>
+              <w:bottom w:val="single" w:sz="2" w:space="0" w:color="BFBFBF"/>
+            </w:tcBorders>
+            <w:shd w:fill="E7E6E6" w:val="clear"/>
+          </w:tcPr>
+          <w:p>
+            <w:pPr>
+              <w:pStyle w:val="Normal"/>
+              <w:rPr/>
+            </w:pPr>
+            <w:r>
+              <w:rPr>
+                <w:b/>
+                <w:bCs/>
+                <w:sz w:val="20"/>
+                <w:szCs w:val="20"/>
+              </w:rPr>
+              <w:t>Unit 3 – Design for Manufacturing (DFM)</w:t>
             </w:r>
           </w:p>
         </w:tc>
@@ -5984,7 +5957,7 @@
                 <w:sz w:val="20"/>
                 <w:szCs w:val="20"/>
               </w:rPr>
-              <w:t>DFA principles (part count reduction, ease of assembly, tolerance stack-up)</w:t>
+              <w:t>Introduction to tolerancing</w:t>
             </w:r>
           </w:p>
         </w:tc>
@@ -6083,17 +6056,7 @@
                 <w:sz w:val="20"/>
                 <w:szCs w:val="20"/>
               </w:rPr>
-              <w:t xml:space="preserve">Assembly drawings, exploded views, and BOMs; </w:t>
-            </w:r>
-            <w:r>
-              <w:rPr>
-                <w:b w:val="false"/>
-                <w:bCs w:val="false"/>
-                <w:sz w:val="20"/>
-                <w:szCs w:val="20"/>
-                <w:shd w:fill="FFFF00" w:val="clear"/>
-              </w:rPr>
-              <w:t>Design Proposal</w:t>
+              <w:t>Translating parametric models to manufacturing-ready files</w:t>
             </w:r>
           </w:p>
         </w:tc>
@@ -6192,7 +6155,7 @@
                 <w:sz w:val="20"/>
                 <w:szCs w:val="20"/>
               </w:rPr>
-              <w:t>Design review/iteration workshop (based on submitted proposals)</w:t>
+              <w:t>Manufacturing methods survey: additive, subtractive, DFM considerations, Machine safety, PPE, and operation</w:t>
             </w:r>
           </w:p>
         </w:tc>
@@ -6291,7 +6254,7 @@
                 <w:sz w:val="20"/>
                 <w:szCs w:val="20"/>
               </w:rPr>
-              <w:t>Unit 3 Quiz</w:t>
+              <w:t>Prototype work time</w:t>
             </w:r>
           </w:p>
         </w:tc>
@@ -6300,27 +6263,97 @@
         <w:trPr/>
         <w:tc>
           <w:tcPr>
-            <w:tcW w:w="9539" w:type="dxa"/>
-            <w:gridSpan w:val="4"/>
-            <w:tcBorders>
-              <w:top w:val="single" w:sz="2" w:space="0" w:color="BFBFBF"/>
-              <w:bottom w:val="single" w:sz="2" w:space="0" w:color="BFBFBF"/>
-            </w:tcBorders>
-            <w:shd w:fill="E7E6E6" w:val="clear"/>
-          </w:tcPr>
-          <w:p>
-            <w:pPr>
-              <w:pStyle w:val="Normal"/>
-              <w:rPr/>
-            </w:pPr>
-            <w:r>
-              <w:rPr>
-                <w:b/>
-                <w:bCs/>
-                <w:sz w:val="20"/>
-                <w:szCs w:val="20"/>
-              </w:rPr>
-              <w:t>Unit 4 – Design for Manufacturing (DFM)</w:t>
+            <w:tcW w:w="697" w:type="dxa"/>
+            <w:tcBorders>
+              <w:top w:val="single" w:sz="2" w:space="0" w:color="BFBFBF"/>
+              <w:bottom w:val="single" w:sz="2" w:space="0" w:color="BFBFBF"/>
+            </w:tcBorders>
+          </w:tcPr>
+          <w:p>
+            <w:pPr>
+              <w:pStyle w:val="Normal"/>
+              <w:rPr/>
+            </w:pPr>
+            <w:r>
+              <w:rPr>
+                <w:b w:val="false"/>
+                <w:bCs w:val="false"/>
+                <w:sz w:val="20"/>
+                <w:szCs w:val="20"/>
+              </w:rPr>
+              <w:t>14</w:t>
+            </w:r>
+          </w:p>
+        </w:tc>
+        <w:tc>
+          <w:tcPr>
+            <w:tcW w:w="1903" w:type="dxa"/>
+            <w:tcBorders>
+              <w:top w:val="single" w:sz="2" w:space="0" w:color="BFBFBF"/>
+              <w:bottom w:val="single" w:sz="2" w:space="0" w:color="BFBFBF"/>
+            </w:tcBorders>
+          </w:tcPr>
+          <w:p>
+            <w:pPr>
+              <w:pStyle w:val="Normal"/>
+              <w:rPr/>
+            </w:pPr>
+            <w:r>
+              <w:rPr>
+                <w:b w:val="false"/>
+                <w:bCs w:val="false"/>
+                <w:sz w:val="20"/>
+                <w:szCs w:val="20"/>
+              </w:rPr>
+              <w:t>November 25, 2026</w:t>
+            </w:r>
+          </w:p>
+        </w:tc>
+        <w:tc>
+          <w:tcPr>
+            <w:tcW w:w="1297" w:type="dxa"/>
+            <w:tcBorders>
+              <w:top w:val="single" w:sz="2" w:space="0" w:color="BFBFBF"/>
+              <w:bottom w:val="single" w:sz="2" w:space="0" w:color="BFBFBF"/>
+            </w:tcBorders>
+          </w:tcPr>
+          <w:p>
+            <w:pPr>
+              <w:pStyle w:val="Normal"/>
+              <w:rPr/>
+            </w:pPr>
+            <w:r>
+              <w:rPr>
+                <w:b w:val="false"/>
+                <w:bCs w:val="false"/>
+                <w:sz w:val="20"/>
+                <w:szCs w:val="20"/>
+              </w:rPr>
+              <w:t>Wed</w:t>
+            </w:r>
+          </w:p>
+        </w:tc>
+        <w:tc>
+          <w:tcPr>
+            <w:tcW w:w="5642" w:type="dxa"/>
+            <w:tcBorders>
+              <w:top w:val="single" w:sz="2" w:space="0" w:color="BFBFBF"/>
+              <w:bottom w:val="single" w:sz="2" w:space="0" w:color="BFBFBF"/>
+            </w:tcBorders>
+          </w:tcPr>
+          <w:p>
+            <w:pPr>
+              <w:pStyle w:val="Normal"/>
+              <w:rPr/>
+            </w:pPr>
+            <w:r>
+              <w:rPr>
+                <w:b w:val="false"/>
+                <w:bCs w:val="false"/>
+                <w:sz w:val="20"/>
+                <w:szCs w:val="20"/>
+              </w:rPr>
+              <w:t>Prototype work time</w:t>
             </w:r>
           </w:p>
         </w:tc>
@@ -6371,7 +6404,7 @@
                 <w:sz w:val="20"/>
                 <w:szCs w:val="20"/>
               </w:rPr>
-              <w:t>November 25, 2026</w:t>
+              <w:t>November 26, 2026</w:t>
             </w:r>
           </w:p>
         </w:tc>
@@ -6395,7 +6428,7 @@
                 <w:sz w:val="20"/>
                 <w:szCs w:val="20"/>
               </w:rPr>
-              <w:t>Wed</w:t>
+              <w:t>Thu</w:t>
             </w:r>
           </w:p>
         </w:tc>
@@ -6419,7 +6452,7 @@
                 <w:sz w:val="20"/>
                 <w:szCs w:val="20"/>
               </w:rPr>
-              <w:t>Translating parametric models to manufacturing-ready files</w:t>
+              <w:t>NO CLASS – Thanksgiving Holiday</w:t>
             </w:r>
           </w:p>
         </w:tc>
@@ -6446,7 +6479,7 @@
                 <w:sz w:val="20"/>
                 <w:szCs w:val="20"/>
               </w:rPr>
-              <w:t>14</w:t>
+              <w:t>15</w:t>
             </w:r>
           </w:p>
         </w:tc>
@@ -6470,7 +6503,7 @@
                 <w:sz w:val="20"/>
                 <w:szCs w:val="20"/>
               </w:rPr>
-              <w:t>November 26, 2026</w:t>
+              <w:t>December 2, 2026</w:t>
             </w:r>
           </w:p>
         </w:tc>
@@ -6494,7 +6527,7 @@
                 <w:sz w:val="20"/>
                 <w:szCs w:val="20"/>
               </w:rPr>
-              <w:t>Thu</w:t>
+              <w:t>Wed</w:t>
             </w:r>
           </w:p>
         </w:tc>
@@ -6518,7 +6551,7 @@
                 <w:sz w:val="20"/>
                 <w:szCs w:val="20"/>
               </w:rPr>
-              <w:t>NO CLASS – Thanksgiving Holiday</w:t>
+              <w:t>Prototype work time</w:t>
             </w:r>
           </w:p>
         </w:tc>
@@ -6569,7 +6602,7 @@
                 <w:sz w:val="20"/>
                 <w:szCs w:val="20"/>
               </w:rPr>
-              <w:t>December 2, 2026</w:t>
+              <w:t>December 3, 2026</w:t>
             </w:r>
           </w:p>
         </w:tc>
@@ -6593,7 +6626,7 @@
                 <w:sz w:val="20"/>
                 <w:szCs w:val="20"/>
               </w:rPr>
-              <w:t>Wed</w:t>
+              <w:t>Thu</w:t>
             </w:r>
           </w:p>
         </w:tc>
@@ -6617,7 +6650,7 @@
                 <w:sz w:val="20"/>
                 <w:szCs w:val="20"/>
               </w:rPr>
-              <w:t>Manufacturing methods survey: additive, subtractive, DFM considerations, Machine safety, PPE, and operation</w:t>
+              <w:t>Prototype work time</w:t>
             </w:r>
           </w:p>
         </w:tc>
@@ -6644,7 +6677,7 @@
                 <w:sz w:val="20"/>
                 <w:szCs w:val="20"/>
               </w:rPr>
-              <w:t>15</w:t>
+              <w:t>16</w:t>
             </w:r>
           </w:p>
         </w:tc>
@@ -6668,7 +6701,7 @@
                 <w:sz w:val="20"/>
                 <w:szCs w:val="20"/>
               </w:rPr>
-              <w:t>December 3, 2026</w:t>
+              <w:t>December 9, 2026</w:t>
             </w:r>
           </w:p>
         </w:tc>
@@ -6692,7 +6725,7 @@
                 <w:sz w:val="20"/>
                 <w:szCs w:val="20"/>
               </w:rPr>
-              <w:t>Thu</w:t>
+              <w:t>Wed</w:t>
             </w:r>
           </w:p>
         </w:tc>
@@ -6767,7 +6800,7 @@
                 <w:sz w:val="20"/>
                 <w:szCs w:val="20"/>
               </w:rPr>
-              <w:t>December 9, 2026</w:t>
+              <w:t>December 10, 2026</w:t>
             </w:r>
           </w:p>
         </w:tc>
@@ -6791,7 +6824,7 @@
                 <w:sz w:val="20"/>
                 <w:szCs w:val="20"/>
               </w:rPr>
-              <w:t>Wed</w:t>
+              <w:t>Thu</w:t>
             </w:r>
           </w:p>
         </w:tc>
@@ -6815,106 +6848,7 @@
                 <w:sz w:val="20"/>
                 <w:szCs w:val="20"/>
               </w:rPr>
-              <w:t>Prototype work time</w:t>
-            </w:r>
-          </w:p>
-        </w:tc>
-      </w:tr>
-      <w:tr>
-        <w:trPr/>
-        <w:tc>
-          <w:tcPr>
-            <w:tcW w:w="697" w:type="dxa"/>
-            <w:tcBorders>
-              <w:top w:val="single" w:sz="2" w:space="0" w:color="BFBFBF"/>
-              <w:bottom w:val="single" w:sz="2" w:space="0" w:color="BFBFBF"/>
-            </w:tcBorders>
-          </w:tcPr>
-          <w:p>
-            <w:pPr>
-              <w:pStyle w:val="Normal"/>
-              <w:rPr/>
-            </w:pPr>
-            <w:r>
-              <w:rPr>
-                <w:b w:val="false"/>
-                <w:bCs w:val="false"/>
-                <w:sz w:val="20"/>
-                <w:szCs w:val="20"/>
-              </w:rPr>
-              <w:t>16</w:t>
-            </w:r>
-          </w:p>
-        </w:tc>
-        <w:tc>
-          <w:tcPr>
-            <w:tcW w:w="1903" w:type="dxa"/>
-            <w:tcBorders>
-              <w:top w:val="single" w:sz="2" w:space="0" w:color="BFBFBF"/>
-              <w:bottom w:val="single" w:sz="2" w:space="0" w:color="BFBFBF"/>
-            </w:tcBorders>
-          </w:tcPr>
-          <w:p>
-            <w:pPr>
-              <w:pStyle w:val="Normal"/>
-              <w:rPr/>
-            </w:pPr>
-            <w:r>
-              <w:rPr>
-                <w:b w:val="false"/>
-                <w:bCs w:val="false"/>
-                <w:sz w:val="20"/>
-                <w:szCs w:val="20"/>
-              </w:rPr>
-              <w:t>December 10, 2026</w:t>
-            </w:r>
-          </w:p>
-        </w:tc>
-        <w:tc>
-          <w:tcPr>
-            <w:tcW w:w="1297" w:type="dxa"/>
-            <w:tcBorders>
-              <w:top w:val="single" w:sz="2" w:space="0" w:color="BFBFBF"/>
-              <w:bottom w:val="single" w:sz="2" w:space="0" w:color="BFBFBF"/>
-            </w:tcBorders>
-          </w:tcPr>
-          <w:p>
-            <w:pPr>
-              <w:pStyle w:val="Normal"/>
-              <w:rPr/>
-            </w:pPr>
-            <w:r>
-              <w:rPr>
-                <w:b w:val="false"/>
-                <w:bCs w:val="false"/>
-                <w:sz w:val="20"/>
-                <w:szCs w:val="20"/>
-              </w:rPr>
-              <w:t>Thu</w:t>
-            </w:r>
-          </w:p>
-        </w:tc>
-        <w:tc>
-          <w:tcPr>
-            <w:tcW w:w="5642" w:type="dxa"/>
-            <w:tcBorders>
-              <w:top w:val="single" w:sz="2" w:space="0" w:color="BFBFBF"/>
-              <w:bottom w:val="single" w:sz="2" w:space="0" w:color="BFBFBF"/>
-            </w:tcBorders>
-          </w:tcPr>
-          <w:p>
-            <w:pPr>
-              <w:pStyle w:val="Normal"/>
-              <w:rPr/>
-            </w:pPr>
-            <w:r>
-              <w:rPr>
-                <w:b w:val="false"/>
-                <w:bCs w:val="false"/>
-                <w:sz w:val="20"/>
-                <w:szCs w:val="20"/>
-              </w:rPr>
-              <w:t>Unit 4 Quiz</w:t>
+              <w:t>Unit 3 Quiz</w:t>
             </w:r>
           </w:p>
         </w:tc>

--- a/MECH151_techDesign/syllabusMECH151.docx
+++ b/MECH151_techDesign/syllabusMECH151.docx
@@ -1715,7 +1715,7 @@
                 <w:sz w:val="22"/>
                 <w:szCs w:val="22"/>
               </w:rPr>
-              <w:t>Unit Quizzes</w:t>
+              <w:t>Unit Competency Checks</w:t>
             </w:r>
           </w:p>
         </w:tc>
@@ -5107,7 +5107,7 @@
                 <w:sz w:val="20"/>
                 <w:szCs w:val="20"/>
               </w:rPr>
-              <w:t>Unit 1 Quiz; Prototype Groups Form</w:t>
+              <w:t>Unit 1 Competency Check; Prototype Groups Form</w:t>
             </w:r>
           </w:p>
         </w:tc>
@@ -5631,7 +5631,7 @@
                 <w:sz w:val="20"/>
                 <w:szCs w:val="20"/>
               </w:rPr>
-              <w:t>Assembly drawings, exploded views, and BOMs; Design Proposal</w:t>
+              <w:t>Design Proposal</w:t>
             </w:r>
           </w:p>
         </w:tc>
@@ -5829,7 +5829,7 @@
                 <w:sz w:val="20"/>
                 <w:szCs w:val="20"/>
               </w:rPr>
-              <w:t>Unit 2 Quiz</w:t>
+              <w:t>Unit 2 Competency Check</w:t>
             </w:r>
           </w:p>
         </w:tc>
@@ -6848,7 +6848,7 @@
                 <w:sz w:val="20"/>
                 <w:szCs w:val="20"/>
               </w:rPr>
-              <w:t>Unit 3 Quiz</w:t>
+              <w:t>Unit 3 Competency Check</w:t>
             </w:r>
           </w:p>
         </w:tc>

--- a/MECH151_techDesign/syllabusMECH151.docx
+++ b/MECH151_techDesign/syllabusMECH151.docx
@@ -1429,8 +1429,8 @@
       <w:tblGrid>
         <w:gridCol w:w="2898"/>
         <w:gridCol w:w="2402"/>
-        <w:gridCol w:w="2394"/>
-        <w:gridCol w:w="1786"/>
+        <w:gridCol w:w="2393"/>
+        <w:gridCol w:w="1787"/>
       </w:tblGrid>
       <w:tr>
         <w:trPr/>
@@ -1484,7 +1484,7 @@
         </w:tc>
         <w:tc>
           <w:tcPr>
-            <w:tcW w:w="2394" w:type="dxa"/>
+            <w:tcW w:w="2393" w:type="dxa"/>
             <w:tcBorders>
               <w:top w:val="single" w:sz="4" w:space="0" w:color="000000"/>
             </w:tcBorders>
@@ -1508,7 +1508,7 @@
         </w:tc>
         <w:tc>
           <w:tcPr>
-            <w:tcW w:w="1786" w:type="dxa"/>
+            <w:tcW w:w="1787" w:type="dxa"/>
             <w:tcBorders>
               <w:top w:val="single" w:sz="4" w:space="0" w:color="000000"/>
             </w:tcBorders>
@@ -1575,7 +1575,7 @@
         </w:tc>
         <w:tc>
           <w:tcPr>
-            <w:tcW w:w="2394" w:type="dxa"/>
+            <w:tcW w:w="2393" w:type="dxa"/>
             <w:tcBorders/>
           </w:tcPr>
           <w:p>
@@ -1595,7 +1595,7 @@
         </w:tc>
         <w:tc>
           <w:tcPr>
-            <w:tcW w:w="1786" w:type="dxa"/>
+            <w:tcW w:w="1787" w:type="dxa"/>
             <w:tcBorders/>
           </w:tcPr>
           <w:p>
@@ -1658,7 +1658,7 @@
         </w:tc>
         <w:tc>
           <w:tcPr>
-            <w:tcW w:w="2394" w:type="dxa"/>
+            <w:tcW w:w="2393" w:type="dxa"/>
             <w:tcBorders/>
           </w:tcPr>
           <w:p>
@@ -1678,7 +1678,7 @@
         </w:tc>
         <w:tc>
           <w:tcPr>
-            <w:tcW w:w="1786" w:type="dxa"/>
+            <w:tcW w:w="1787" w:type="dxa"/>
             <w:tcBorders/>
           </w:tcPr>
           <w:p>
@@ -1741,7 +1741,7 @@
         </w:tc>
         <w:tc>
           <w:tcPr>
-            <w:tcW w:w="2394" w:type="dxa"/>
+            <w:tcW w:w="2393" w:type="dxa"/>
             <w:tcBorders/>
           </w:tcPr>
           <w:p>
@@ -1755,13 +1755,13 @@
                 <w:sz w:val="22"/>
                 <w:szCs w:val="22"/>
               </w:rPr>
-              <w:t>5</w:t>
-            </w:r>
-          </w:p>
-        </w:tc>
-        <w:tc>
-          <w:tcPr>
-            <w:tcW w:w="1786" w:type="dxa"/>
+              <w:t>1</w:t>
+            </w:r>
+          </w:p>
+        </w:tc>
+        <w:tc>
+          <w:tcPr>
+            <w:tcW w:w="1787" w:type="dxa"/>
             <w:tcBorders/>
           </w:tcPr>
           <w:p>
@@ -1824,7 +1824,7 @@
         </w:tc>
         <w:tc>
           <w:tcPr>
-            <w:tcW w:w="2394" w:type="dxa"/>
+            <w:tcW w:w="2393" w:type="dxa"/>
             <w:tcBorders/>
           </w:tcPr>
           <w:p>
@@ -1844,7 +1844,7 @@
         </w:tc>
         <w:tc>
           <w:tcPr>
-            <w:tcW w:w="1786" w:type="dxa"/>
+            <w:tcW w:w="1787" w:type="dxa"/>
             <w:tcBorders/>
           </w:tcPr>
           <w:p>
@@ -1867,7 +1867,7 @@
         <w:trPr/>
         <w:tc>
           <w:tcPr>
-            <w:tcW w:w="7694" w:type="dxa"/>
+            <w:tcW w:w="7693" w:type="dxa"/>
             <w:gridSpan w:val="3"/>
             <w:tcBorders>
               <w:bottom w:val="single" w:sz="4" w:space="0" w:color="000000"/>
@@ -1893,7 +1893,7 @@
         </w:tc>
         <w:tc>
           <w:tcPr>
-            <w:tcW w:w="1786" w:type="dxa"/>
+            <w:tcW w:w="1787" w:type="dxa"/>
             <w:tcBorders>
               <w:bottom w:val="single" w:sz="4" w:space="0" w:color="000000"/>
             </w:tcBorders>
@@ -1972,7 +1972,42 @@
           <w:sz w:val="22"/>
           <w:szCs w:val="22"/>
         </w:rPr>
-        <w:t>These weekly practice problems are designed to encourage further hands-on practice and build competency in the CAD program you’ve chosen for this course. Attendance credit (12 total, 10% of course grade) is earned weekly by completing and submitting SolidWorks practice-problem work — see the course website’s SolidWorks Practice Problems page for the full Level 1–8 problem sets and the Level 9 project handout. Email that week’s deliverable to kainanis@hawaii.edu — as a direct attachment, or through the UH FileDrop service (hawaii.edu/filedrop) addressed to the same email — by the Sunday deadline below to receive that week’s attendance credit.</w:t>
+        <w:t xml:space="preserve">These practice problems are designed to encourage further hands-on practice and build competency in the CAD program you’ve chosen for this course. Attendance credit (12 total, 10% of course grade) is earned weekly by completing and submitting SolidWorks practice-problem work — see the course website’s SolidWorks Practice Problems page for the full Level 1–8 problem sets and the Level 9 project </w:t>
+      </w:r>
+      <w:r>
+        <w:rPr>
+          <w:sz w:val="22"/>
+          <w:szCs w:val="22"/>
+        </w:rPr>
+        <w:t>details</w:t>
+      </w:r>
+      <w:r>
+        <w:rPr>
+          <w:sz w:val="22"/>
+          <w:szCs w:val="22"/>
+        </w:rPr>
+        <w:t xml:space="preserve">. Email </w:t>
+      </w:r>
+      <w:r>
+        <w:rPr>
+          <w:sz w:val="22"/>
+          <w:szCs w:val="22"/>
+        </w:rPr>
+        <w:t>your work</w:t>
+      </w:r>
+      <w:r>
+        <w:rPr>
+          <w:sz w:val="22"/>
+          <w:szCs w:val="22"/>
+        </w:rPr>
+        <w:t xml:space="preserve"> to kainanis@hawaii.edu — as a direct attachment, or through the UH FileDrop service (hawaii.edu/filedrop) addressed to the same email — by the </w:t>
+      </w:r>
+      <w:r>
+        <w:rPr>
+          <w:sz w:val="22"/>
+          <w:szCs w:val="22"/>
+        </w:rPr>
+        <w:t>end of the semester.</w:t>
       </w:r>
     </w:p>
     <w:p>
@@ -2010,6 +2045,15 @@
           <w:szCs w:val="22"/>
         </w:rPr>
       </w:pPr>
+      <w:r>
+        <w:rPr>
+          <w:b/>
+          <w:bCs/>
+          <w:sz w:val="22"/>
+          <w:szCs w:val="22"/>
+        </w:rPr>
+        <w:t xml:space="preserve">Recommended </w:t>
+      </w:r>
       <w:r>
         <w:rPr>
           <w:b/>
@@ -2034,17 +2078,17 @@
         </w:tblCellMar>
       </w:tblPr>
       <w:tblGrid>
-        <w:gridCol w:w="898"/>
+        <w:gridCol w:w="897"/>
         <w:gridCol w:w="1600"/>
-        <w:gridCol w:w="2602"/>
-        <w:gridCol w:w="2598"/>
-        <w:gridCol w:w="1782"/>
+        <w:gridCol w:w="2603"/>
+        <w:gridCol w:w="2597"/>
+        <w:gridCol w:w="1783"/>
       </w:tblGrid>
       <w:tr>
         <w:trPr/>
         <w:tc>
           <w:tcPr>
-            <w:tcW w:w="898" w:type="dxa"/>
+            <w:tcW w:w="897" w:type="dxa"/>
             <w:tcBorders>
               <w:top w:val="single" w:sz="4" w:space="0" w:color="000000"/>
             </w:tcBorders>
@@ -2099,7 +2143,7 @@
         </w:tc>
         <w:tc>
           <w:tcPr>
-            <w:tcW w:w="2602" w:type="dxa"/>
+            <w:tcW w:w="2603" w:type="dxa"/>
             <w:tcBorders>
               <w:top w:val="single" w:sz="4" w:space="0" w:color="000000"/>
             </w:tcBorders>
@@ -2124,7 +2168,7 @@
         </w:tc>
         <w:tc>
           <w:tcPr>
-            <w:tcW w:w="2598" w:type="dxa"/>
+            <w:tcW w:w="2597" w:type="dxa"/>
             <w:tcBorders>
               <w:top w:val="single" w:sz="4" w:space="0" w:color="000000"/>
             </w:tcBorders>
@@ -2149,7 +2193,7 @@
         </w:tc>
         <w:tc>
           <w:tcPr>
-            <w:tcW w:w="1782" w:type="dxa"/>
+            <w:tcW w:w="1783" w:type="dxa"/>
             <w:tcBorders>
               <w:top w:val="single" w:sz="4" w:space="0" w:color="000000"/>
             </w:tcBorders>
@@ -2177,7 +2221,7 @@
         <w:trPr/>
         <w:tc>
           <w:tcPr>
-            <w:tcW w:w="898" w:type="dxa"/>
+            <w:tcW w:w="897" w:type="dxa"/>
             <w:tcBorders/>
           </w:tcPr>
           <w:p>
@@ -2217,7 +2261,7 @@
         </w:tc>
         <w:tc>
           <w:tcPr>
-            <w:tcW w:w="2602" w:type="dxa"/>
+            <w:tcW w:w="2603" w:type="dxa"/>
             <w:tcBorders/>
           </w:tcPr>
           <w:p>
@@ -2237,7 +2281,7 @@
         </w:tc>
         <w:tc>
           <w:tcPr>
-            <w:tcW w:w="2598" w:type="dxa"/>
+            <w:tcW w:w="2597" w:type="dxa"/>
             <w:tcBorders/>
           </w:tcPr>
           <w:p>
@@ -2257,7 +2301,7 @@
         </w:tc>
         <w:tc>
           <w:tcPr>
-            <w:tcW w:w="1782" w:type="dxa"/>
+            <w:tcW w:w="1783" w:type="dxa"/>
             <w:tcBorders/>
           </w:tcPr>
           <w:p>
@@ -2280,7 +2324,7 @@
         <w:trPr/>
         <w:tc>
           <w:tcPr>
-            <w:tcW w:w="898" w:type="dxa"/>
+            <w:tcW w:w="897" w:type="dxa"/>
             <w:tcBorders/>
           </w:tcPr>
           <w:p>
@@ -2320,7 +2364,7 @@
         </w:tc>
         <w:tc>
           <w:tcPr>
-            <w:tcW w:w="2602" w:type="dxa"/>
+            <w:tcW w:w="2603" w:type="dxa"/>
             <w:tcBorders/>
           </w:tcPr>
           <w:p>
@@ -2340,7 +2384,7 @@
         </w:tc>
         <w:tc>
           <w:tcPr>
-            <w:tcW w:w="2598" w:type="dxa"/>
+            <w:tcW w:w="2597" w:type="dxa"/>
             <w:tcBorders/>
           </w:tcPr>
           <w:p>
@@ -2360,7 +2404,7 @@
         </w:tc>
         <w:tc>
           <w:tcPr>
-            <w:tcW w:w="1782" w:type="dxa"/>
+            <w:tcW w:w="1783" w:type="dxa"/>
             <w:tcBorders/>
           </w:tcPr>
           <w:p>
@@ -2383,7 +2427,7 @@
         <w:trPr/>
         <w:tc>
           <w:tcPr>
-            <w:tcW w:w="898" w:type="dxa"/>
+            <w:tcW w:w="897" w:type="dxa"/>
             <w:tcBorders/>
           </w:tcPr>
           <w:p>
@@ -2423,7 +2467,7 @@
         </w:tc>
         <w:tc>
           <w:tcPr>
-            <w:tcW w:w="2602" w:type="dxa"/>
+            <w:tcW w:w="2603" w:type="dxa"/>
             <w:tcBorders/>
           </w:tcPr>
           <w:p>
@@ -2443,7 +2487,7 @@
         </w:tc>
         <w:tc>
           <w:tcPr>
-            <w:tcW w:w="2598" w:type="dxa"/>
+            <w:tcW w:w="2597" w:type="dxa"/>
             <w:tcBorders/>
           </w:tcPr>
           <w:p>
@@ -2463,7 +2507,7 @@
         </w:tc>
         <w:tc>
           <w:tcPr>
-            <w:tcW w:w="1782" w:type="dxa"/>
+            <w:tcW w:w="1783" w:type="dxa"/>
             <w:tcBorders/>
           </w:tcPr>
           <w:p>
@@ -2486,7 +2530,7 @@
         <w:trPr/>
         <w:tc>
           <w:tcPr>
-            <w:tcW w:w="898" w:type="dxa"/>
+            <w:tcW w:w="897" w:type="dxa"/>
             <w:tcBorders/>
           </w:tcPr>
           <w:p>
@@ -2526,7 +2570,7 @@
         </w:tc>
         <w:tc>
           <w:tcPr>
-            <w:tcW w:w="2602" w:type="dxa"/>
+            <w:tcW w:w="2603" w:type="dxa"/>
             <w:tcBorders/>
           </w:tcPr>
           <w:p>
@@ -2546,7 +2590,7 @@
         </w:tc>
         <w:tc>
           <w:tcPr>
-            <w:tcW w:w="2598" w:type="dxa"/>
+            <w:tcW w:w="2597" w:type="dxa"/>
             <w:tcBorders/>
           </w:tcPr>
           <w:p>
@@ -2566,7 +2610,7 @@
         </w:tc>
         <w:tc>
           <w:tcPr>
-            <w:tcW w:w="1782" w:type="dxa"/>
+            <w:tcW w:w="1783" w:type="dxa"/>
             <w:tcBorders/>
           </w:tcPr>
           <w:p>
@@ -2589,7 +2633,7 @@
         <w:trPr/>
         <w:tc>
           <w:tcPr>
-            <w:tcW w:w="898" w:type="dxa"/>
+            <w:tcW w:w="897" w:type="dxa"/>
             <w:tcBorders/>
           </w:tcPr>
           <w:p>
@@ -2629,7 +2673,7 @@
         </w:tc>
         <w:tc>
           <w:tcPr>
-            <w:tcW w:w="2602" w:type="dxa"/>
+            <w:tcW w:w="2603" w:type="dxa"/>
             <w:tcBorders/>
           </w:tcPr>
           <w:p>
@@ -2649,7 +2693,7 @@
         </w:tc>
         <w:tc>
           <w:tcPr>
-            <w:tcW w:w="2598" w:type="dxa"/>
+            <w:tcW w:w="2597" w:type="dxa"/>
             <w:tcBorders/>
           </w:tcPr>
           <w:p>
@@ -2669,7 +2713,7 @@
         </w:tc>
         <w:tc>
           <w:tcPr>
-            <w:tcW w:w="1782" w:type="dxa"/>
+            <w:tcW w:w="1783" w:type="dxa"/>
             <w:tcBorders/>
           </w:tcPr>
           <w:p>
@@ -2692,7 +2736,7 @@
         <w:trPr/>
         <w:tc>
           <w:tcPr>
-            <w:tcW w:w="898" w:type="dxa"/>
+            <w:tcW w:w="897" w:type="dxa"/>
             <w:tcBorders/>
           </w:tcPr>
           <w:p>
@@ -2732,7 +2776,7 @@
         </w:tc>
         <w:tc>
           <w:tcPr>
-            <w:tcW w:w="2602" w:type="dxa"/>
+            <w:tcW w:w="2603" w:type="dxa"/>
             <w:tcBorders/>
           </w:tcPr>
           <w:p>
@@ -2752,7 +2796,7 @@
         </w:tc>
         <w:tc>
           <w:tcPr>
-            <w:tcW w:w="2598" w:type="dxa"/>
+            <w:tcW w:w="2597" w:type="dxa"/>
             <w:tcBorders/>
           </w:tcPr>
           <w:p>
@@ -2772,7 +2816,7 @@
         </w:tc>
         <w:tc>
           <w:tcPr>
-            <w:tcW w:w="1782" w:type="dxa"/>
+            <w:tcW w:w="1783" w:type="dxa"/>
             <w:tcBorders/>
           </w:tcPr>
           <w:p>
@@ -2795,7 +2839,7 @@
         <w:trPr/>
         <w:tc>
           <w:tcPr>
-            <w:tcW w:w="898" w:type="dxa"/>
+            <w:tcW w:w="897" w:type="dxa"/>
             <w:tcBorders/>
           </w:tcPr>
           <w:p>
@@ -2835,7 +2879,7 @@
         </w:tc>
         <w:tc>
           <w:tcPr>
-            <w:tcW w:w="2602" w:type="dxa"/>
+            <w:tcW w:w="2603" w:type="dxa"/>
             <w:tcBorders/>
           </w:tcPr>
           <w:p>
@@ -2855,7 +2899,7 @@
         </w:tc>
         <w:tc>
           <w:tcPr>
-            <w:tcW w:w="2598" w:type="dxa"/>
+            <w:tcW w:w="2597" w:type="dxa"/>
             <w:tcBorders/>
           </w:tcPr>
           <w:p>
@@ -2875,7 +2919,7 @@
         </w:tc>
         <w:tc>
           <w:tcPr>
-            <w:tcW w:w="1782" w:type="dxa"/>
+            <w:tcW w:w="1783" w:type="dxa"/>
             <w:tcBorders/>
           </w:tcPr>
           <w:p>
@@ -2898,7 +2942,7 @@
         <w:trPr/>
         <w:tc>
           <w:tcPr>
-            <w:tcW w:w="898" w:type="dxa"/>
+            <w:tcW w:w="897" w:type="dxa"/>
             <w:tcBorders/>
           </w:tcPr>
           <w:p>
@@ -2938,7 +2982,7 @@
         </w:tc>
         <w:tc>
           <w:tcPr>
-            <w:tcW w:w="2602" w:type="dxa"/>
+            <w:tcW w:w="2603" w:type="dxa"/>
             <w:tcBorders/>
           </w:tcPr>
           <w:p>
@@ -2958,7 +3002,7 @@
         </w:tc>
         <w:tc>
           <w:tcPr>
-            <w:tcW w:w="2598" w:type="dxa"/>
+            <w:tcW w:w="2597" w:type="dxa"/>
             <w:tcBorders/>
           </w:tcPr>
           <w:p>
@@ -2978,7 +3022,7 @@
         </w:tc>
         <w:tc>
           <w:tcPr>
-            <w:tcW w:w="1782" w:type="dxa"/>
+            <w:tcW w:w="1783" w:type="dxa"/>
             <w:tcBorders/>
           </w:tcPr>
           <w:p>
@@ -3001,7 +3045,7 @@
         <w:trPr/>
         <w:tc>
           <w:tcPr>
-            <w:tcW w:w="898" w:type="dxa"/>
+            <w:tcW w:w="897" w:type="dxa"/>
             <w:tcBorders/>
           </w:tcPr>
           <w:p>
@@ -3041,7 +3085,7 @@
         </w:tc>
         <w:tc>
           <w:tcPr>
-            <w:tcW w:w="2602" w:type="dxa"/>
+            <w:tcW w:w="2603" w:type="dxa"/>
             <w:tcBorders/>
           </w:tcPr>
           <w:p>
@@ -3061,7 +3105,7 @@
         </w:tc>
         <w:tc>
           <w:tcPr>
-            <w:tcW w:w="2598" w:type="dxa"/>
+            <w:tcW w:w="2597" w:type="dxa"/>
             <w:tcBorders/>
           </w:tcPr>
           <w:p>
@@ -3081,7 +3125,7 @@
         </w:tc>
         <w:tc>
           <w:tcPr>
-            <w:tcW w:w="1782" w:type="dxa"/>
+            <w:tcW w:w="1783" w:type="dxa"/>
             <w:tcBorders/>
           </w:tcPr>
           <w:p>
@@ -3104,7 +3148,7 @@
         <w:trPr/>
         <w:tc>
           <w:tcPr>
-            <w:tcW w:w="898" w:type="dxa"/>
+            <w:tcW w:w="897" w:type="dxa"/>
             <w:tcBorders/>
           </w:tcPr>
           <w:p>
@@ -3144,7 +3188,7 @@
         </w:tc>
         <w:tc>
           <w:tcPr>
-            <w:tcW w:w="2602" w:type="dxa"/>
+            <w:tcW w:w="2603" w:type="dxa"/>
             <w:tcBorders/>
           </w:tcPr>
           <w:p>
@@ -3164,7 +3208,7 @@
         </w:tc>
         <w:tc>
           <w:tcPr>
-            <w:tcW w:w="2598" w:type="dxa"/>
+            <w:tcW w:w="2597" w:type="dxa"/>
             <w:tcBorders/>
           </w:tcPr>
           <w:p>
@@ -3184,7 +3228,7 @@
         </w:tc>
         <w:tc>
           <w:tcPr>
-            <w:tcW w:w="1782" w:type="dxa"/>
+            <w:tcW w:w="1783" w:type="dxa"/>
             <w:tcBorders/>
           </w:tcPr>
           <w:p>
@@ -3207,7 +3251,7 @@
         <w:trPr/>
         <w:tc>
           <w:tcPr>
-            <w:tcW w:w="898" w:type="dxa"/>
+            <w:tcW w:w="897" w:type="dxa"/>
             <w:tcBorders/>
           </w:tcPr>
           <w:p>
@@ -3247,7 +3291,7 @@
         </w:tc>
         <w:tc>
           <w:tcPr>
-            <w:tcW w:w="2602" w:type="dxa"/>
+            <w:tcW w:w="2603" w:type="dxa"/>
             <w:tcBorders/>
           </w:tcPr>
           <w:p>
@@ -3267,7 +3311,7 @@
         </w:tc>
         <w:tc>
           <w:tcPr>
-            <w:tcW w:w="2598" w:type="dxa"/>
+            <w:tcW w:w="2597" w:type="dxa"/>
             <w:tcBorders/>
           </w:tcPr>
           <w:p>
@@ -3287,7 +3331,7 @@
         </w:tc>
         <w:tc>
           <w:tcPr>
-            <w:tcW w:w="1782" w:type="dxa"/>
+            <w:tcW w:w="1783" w:type="dxa"/>
             <w:tcBorders/>
           </w:tcPr>
           <w:p>
@@ -3310,7 +3354,7 @@
         <w:trPr/>
         <w:tc>
           <w:tcPr>
-            <w:tcW w:w="898" w:type="dxa"/>
+            <w:tcW w:w="897" w:type="dxa"/>
             <w:tcBorders/>
           </w:tcPr>
           <w:p>
@@ -3350,7 +3394,7 @@
         </w:tc>
         <w:tc>
           <w:tcPr>
-            <w:tcW w:w="2602" w:type="dxa"/>
+            <w:tcW w:w="2603" w:type="dxa"/>
             <w:tcBorders/>
           </w:tcPr>
           <w:p>
@@ -3370,7 +3414,7 @@
         </w:tc>
         <w:tc>
           <w:tcPr>
-            <w:tcW w:w="2598" w:type="dxa"/>
+            <w:tcW w:w="2597" w:type="dxa"/>
             <w:tcBorders/>
           </w:tcPr>
           <w:p>
@@ -3390,7 +3434,7 @@
         </w:tc>
         <w:tc>
           <w:tcPr>
-            <w:tcW w:w="1782" w:type="dxa"/>
+            <w:tcW w:w="1783" w:type="dxa"/>
             <w:tcBorders/>
           </w:tcPr>
           <w:p>
@@ -3441,7 +3485,21 @@
           <w:sz w:val="22"/>
           <w:szCs w:val="22"/>
         </w:rPr>
-        <w:t>Levels 1–8 and the Level 9 project follow the same schedule described in the Course Schedule below; this table exists to tie weekly attendance credit directly to practice-problem progress. This is a tentative pacing guide and may be adjusted by the instructor during the semester.</w:t>
+        <w:t xml:space="preserve">Levels 1–8 and the Level 9 project follow the same schedule described in the Course Schedule below; this table exists to tie attendance credit directly to practice-problem progress. This is a </w:t>
+      </w:r>
+      <w:r>
+        <w:rPr>
+          <w:sz w:val="22"/>
+          <w:szCs w:val="22"/>
+        </w:rPr>
+        <w:t>suggested</w:t>
+      </w:r>
+      <w:r>
+        <w:rPr>
+          <w:sz w:val="22"/>
+          <w:szCs w:val="22"/>
+        </w:rPr>
+        <w:t xml:space="preserve"> pacing guide.</w:t>
       </w:r>
     </w:p>
     <w:p>
@@ -3641,119 +3699,7 @@
           <w:sz w:val="22"/>
           <w:szCs w:val="22"/>
         </w:rPr>
-        <w:t xml:space="preserve">The Final Exam will be held at CE405 on </w:t>
-      </w:r>
-      <w:r>
-        <w:rPr>
-          <w:sz w:val="22"/>
-          <w:szCs w:val="22"/>
-        </w:rPr>
-        <w:t>Wednesday</w:t>
-      </w:r>
-      <w:r>
-        <w:rPr>
-          <w:sz w:val="22"/>
-          <w:szCs w:val="22"/>
-        </w:rPr>
-        <w:t>, December 1</w:t>
-      </w:r>
-      <w:r>
-        <w:rPr>
-          <w:sz w:val="22"/>
-          <w:szCs w:val="22"/>
-        </w:rPr>
-        <w:t>6</w:t>
-      </w:r>
-      <w:r>
-        <w:rPr>
-          <w:sz w:val="22"/>
-          <w:szCs w:val="22"/>
-        </w:rPr>
-        <w:t>, 2026, wherein groups will present their design to the class. The exam will begin at 16</w:t>
-      </w:r>
-      <w:r>
-        <w:rPr>
-          <w:sz w:val="22"/>
-          <w:szCs w:val="22"/>
-        </w:rPr>
-        <w:t>00</w:t>
-      </w:r>
-      <w:r>
-        <w:rPr>
-          <w:sz w:val="22"/>
-          <w:szCs w:val="22"/>
-        </w:rPr>
-        <w:t xml:space="preserve"> (4:</w:t>
-      </w:r>
-      <w:r>
-        <w:rPr>
-          <w:sz w:val="22"/>
-          <w:szCs w:val="22"/>
-        </w:rPr>
-        <w:t>00</w:t>
-      </w:r>
-      <w:r>
-        <w:rPr>
-          <w:sz w:val="22"/>
-          <w:szCs w:val="22"/>
-        </w:rPr>
-        <w:t>pm) and end at 18</w:t>
-      </w:r>
-      <w:r>
-        <w:rPr>
-          <w:sz w:val="22"/>
-          <w:szCs w:val="22"/>
-        </w:rPr>
-        <w:t>30</w:t>
-      </w:r>
-      <w:r>
-        <w:rPr>
-          <w:sz w:val="22"/>
-          <w:szCs w:val="22"/>
-        </w:rPr>
-        <w:t xml:space="preserve"> (6:</w:t>
-      </w:r>
-      <w:r>
-        <w:rPr>
-          <w:sz w:val="22"/>
-          <w:szCs w:val="22"/>
-        </w:rPr>
-        <w:t>30</w:t>
-      </w:r>
-      <w:r>
-        <w:rPr>
-          <w:sz w:val="22"/>
-          <w:szCs w:val="22"/>
-        </w:rPr>
-        <w:t>pm). Exam’s must be submitted to the instructor by 18</w:t>
-      </w:r>
-      <w:r>
-        <w:rPr>
-          <w:sz w:val="22"/>
-          <w:szCs w:val="22"/>
-        </w:rPr>
-        <w:t>30</w:t>
-      </w:r>
-      <w:r>
-        <w:rPr>
-          <w:sz w:val="22"/>
-          <w:szCs w:val="22"/>
-        </w:rPr>
-        <w:t xml:space="preserve"> (6:</w:t>
-      </w:r>
-      <w:r>
-        <w:rPr>
-          <w:sz w:val="22"/>
-          <w:szCs w:val="22"/>
-        </w:rPr>
-        <w:t>30</w:t>
-      </w:r>
-      <w:r>
-        <w:rPr>
-          <w:sz w:val="22"/>
-          <w:szCs w:val="22"/>
-        </w:rPr>
-        <w:t>pm) to be considered for grading. Failure to submit the exam by the ending time will result in an automatic score of zero (0).</w:t>
+        <w:t>The Final Exam will be held at CE405 on Wednesday, December 16, 2026, wherein groups will present their design to the class. The exam will begin at 1600 (4:00pm) and end at 1830 (6:30pm). Exam’s must be submitted to the instructor by 1830 (6:30pm) to be considered for grading. Failure to submit the exam by the ending time will result in an automatic score of zero (0).</w:t>
       </w:r>
     </w:p>
     <w:p>
@@ -4090,8 +4036,8 @@
       <w:tblGrid>
         <w:gridCol w:w="697"/>
         <w:gridCol w:w="1903"/>
-        <w:gridCol w:w="1297"/>
-        <w:gridCol w:w="5642"/>
+        <w:gridCol w:w="1296"/>
+        <w:gridCol w:w="5643"/>
       </w:tblGrid>
       <w:tr>
         <w:trPr/>
@@ -4145,7 +4091,7 @@
         </w:tc>
         <w:tc>
           <w:tcPr>
-            <w:tcW w:w="1297" w:type="dxa"/>
+            <w:tcW w:w="1296" w:type="dxa"/>
             <w:tcBorders>
               <w:top w:val="single" w:sz="4" w:space="0" w:color="000000"/>
               <w:bottom w:val="single" w:sz="2" w:space="0" w:color="BFBFBF"/>
@@ -4169,7 +4115,7 @@
         </w:tc>
         <w:tc>
           <w:tcPr>
-            <w:tcW w:w="5642" w:type="dxa"/>
+            <w:tcW w:w="5643" w:type="dxa"/>
             <w:tcBorders>
               <w:top w:val="single" w:sz="4" w:space="0" w:color="000000"/>
               <w:bottom w:val="single" w:sz="2" w:space="0" w:color="BFBFBF"/>
@@ -4273,7 +4219,7 @@
         </w:tc>
         <w:tc>
           <w:tcPr>
-            <w:tcW w:w="1297" w:type="dxa"/>
+            <w:tcW w:w="1296" w:type="dxa"/>
             <w:tcBorders>
               <w:top w:val="single" w:sz="2" w:space="0" w:color="BFBFBF"/>
               <w:bottom w:val="single" w:sz="2" w:space="0" w:color="BFBFBF"/>
@@ -4297,7 +4243,7 @@
         </w:tc>
         <w:tc>
           <w:tcPr>
-            <w:tcW w:w="5642" w:type="dxa"/>
+            <w:tcW w:w="5643" w:type="dxa"/>
             <w:tcBorders>
               <w:top w:val="single" w:sz="2" w:space="0" w:color="BFBFBF"/>
               <w:bottom w:val="single" w:sz="2" w:space="0" w:color="BFBFBF"/>
@@ -4372,7 +4318,7 @@
         </w:tc>
         <w:tc>
           <w:tcPr>
-            <w:tcW w:w="1297" w:type="dxa"/>
+            <w:tcW w:w="1296" w:type="dxa"/>
             <w:tcBorders>
               <w:top w:val="single" w:sz="2" w:space="0" w:color="BFBFBF"/>
               <w:bottom w:val="single" w:sz="2" w:space="0" w:color="BFBFBF"/>
@@ -4396,7 +4342,7 @@
         </w:tc>
         <w:tc>
           <w:tcPr>
-            <w:tcW w:w="5642" w:type="dxa"/>
+            <w:tcW w:w="5643" w:type="dxa"/>
             <w:tcBorders>
               <w:top w:val="single" w:sz="2" w:space="0" w:color="BFBFBF"/>
               <w:bottom w:val="single" w:sz="2" w:space="0" w:color="BFBFBF"/>
@@ -4471,7 +4417,7 @@
         </w:tc>
         <w:tc>
           <w:tcPr>
-            <w:tcW w:w="1297" w:type="dxa"/>
+            <w:tcW w:w="1296" w:type="dxa"/>
             <w:tcBorders>
               <w:top w:val="single" w:sz="2" w:space="0" w:color="BFBFBF"/>
               <w:bottom w:val="single" w:sz="2" w:space="0" w:color="BFBFBF"/>
@@ -4495,7 +4441,7 @@
         </w:tc>
         <w:tc>
           <w:tcPr>
-            <w:tcW w:w="5642" w:type="dxa"/>
+            <w:tcW w:w="5643" w:type="dxa"/>
             <w:tcBorders>
               <w:top w:val="single" w:sz="2" w:space="0" w:color="BFBFBF"/>
               <w:bottom w:val="single" w:sz="2" w:space="0" w:color="BFBFBF"/>
@@ -4570,7 +4516,7 @@
         </w:tc>
         <w:tc>
           <w:tcPr>
-            <w:tcW w:w="1297" w:type="dxa"/>
+            <w:tcW w:w="1296" w:type="dxa"/>
             <w:tcBorders>
               <w:top w:val="single" w:sz="2" w:space="0" w:color="BFBFBF"/>
               <w:bottom w:val="single" w:sz="2" w:space="0" w:color="BFBFBF"/>
@@ -4594,7 +4540,7 @@
         </w:tc>
         <w:tc>
           <w:tcPr>
-            <w:tcW w:w="5642" w:type="dxa"/>
+            <w:tcW w:w="5643" w:type="dxa"/>
             <w:tcBorders>
               <w:top w:val="single" w:sz="2" w:space="0" w:color="BFBFBF"/>
               <w:bottom w:val="single" w:sz="2" w:space="0" w:color="BFBFBF"/>
@@ -4669,7 +4615,7 @@
         </w:tc>
         <w:tc>
           <w:tcPr>
-            <w:tcW w:w="1297" w:type="dxa"/>
+            <w:tcW w:w="1296" w:type="dxa"/>
             <w:tcBorders>
               <w:top w:val="single" w:sz="2" w:space="0" w:color="BFBFBF"/>
               <w:bottom w:val="single" w:sz="2" w:space="0" w:color="BFBFBF"/>
@@ -4693,7 +4639,7 @@
         </w:tc>
         <w:tc>
           <w:tcPr>
-            <w:tcW w:w="5642" w:type="dxa"/>
+            <w:tcW w:w="5643" w:type="dxa"/>
             <w:tcBorders>
               <w:top w:val="single" w:sz="2" w:space="0" w:color="BFBFBF"/>
               <w:bottom w:val="single" w:sz="2" w:space="0" w:color="BFBFBF"/>
@@ -4768,7 +4714,7 @@
         </w:tc>
         <w:tc>
           <w:tcPr>
-            <w:tcW w:w="1297" w:type="dxa"/>
+            <w:tcW w:w="1296" w:type="dxa"/>
             <w:tcBorders>
               <w:top w:val="single" w:sz="2" w:space="0" w:color="BFBFBF"/>
               <w:bottom w:val="single" w:sz="2" w:space="0" w:color="BFBFBF"/>
@@ -4792,7 +4738,7 @@
         </w:tc>
         <w:tc>
           <w:tcPr>
-            <w:tcW w:w="5642" w:type="dxa"/>
+            <w:tcW w:w="5643" w:type="dxa"/>
             <w:tcBorders>
               <w:top w:val="single" w:sz="2" w:space="0" w:color="BFBFBF"/>
               <w:bottom w:val="single" w:sz="2" w:space="0" w:color="BFBFBF"/>
@@ -4867,7 +4813,7 @@
         </w:tc>
         <w:tc>
           <w:tcPr>
-            <w:tcW w:w="1297" w:type="dxa"/>
+            <w:tcW w:w="1296" w:type="dxa"/>
             <w:tcBorders>
               <w:top w:val="single" w:sz="2" w:space="0" w:color="BFBFBF"/>
               <w:bottom w:val="single" w:sz="2" w:space="0" w:color="BFBFBF"/>
@@ -4891,7 +4837,7 @@
         </w:tc>
         <w:tc>
           <w:tcPr>
-            <w:tcW w:w="5642" w:type="dxa"/>
+            <w:tcW w:w="5643" w:type="dxa"/>
             <w:tcBorders>
               <w:top w:val="single" w:sz="2" w:space="0" w:color="BFBFBF"/>
               <w:bottom w:val="single" w:sz="2" w:space="0" w:color="BFBFBF"/>
@@ -4966,7 +4912,7 @@
         </w:tc>
         <w:tc>
           <w:tcPr>
-            <w:tcW w:w="1297" w:type="dxa"/>
+            <w:tcW w:w="1296" w:type="dxa"/>
             <w:tcBorders>
               <w:top w:val="single" w:sz="2" w:space="0" w:color="BFBFBF"/>
               <w:bottom w:val="single" w:sz="2" w:space="0" w:color="BFBFBF"/>
@@ -4990,7 +4936,7 @@
         </w:tc>
         <w:tc>
           <w:tcPr>
-            <w:tcW w:w="5642" w:type="dxa"/>
+            <w:tcW w:w="5643" w:type="dxa"/>
             <w:tcBorders>
               <w:top w:val="single" w:sz="2" w:space="0" w:color="BFBFBF"/>
               <w:bottom w:val="single" w:sz="2" w:space="0" w:color="BFBFBF"/>
@@ -5065,7 +5011,7 @@
         </w:tc>
         <w:tc>
           <w:tcPr>
-            <w:tcW w:w="1297" w:type="dxa"/>
+            <w:tcW w:w="1296" w:type="dxa"/>
             <w:tcBorders>
               <w:top w:val="single" w:sz="2" w:space="0" w:color="BFBFBF"/>
               <w:bottom w:val="single" w:sz="2" w:space="0" w:color="BFBFBF"/>
@@ -5089,7 +5035,7 @@
         </w:tc>
         <w:tc>
           <w:tcPr>
-            <w:tcW w:w="5642" w:type="dxa"/>
+            <w:tcW w:w="5643" w:type="dxa"/>
             <w:tcBorders>
               <w:top w:val="single" w:sz="2" w:space="0" w:color="BFBFBF"/>
               <w:bottom w:val="single" w:sz="2" w:space="0" w:color="BFBFBF"/>
@@ -5193,7 +5139,7 @@
         </w:tc>
         <w:tc>
           <w:tcPr>
-            <w:tcW w:w="1297" w:type="dxa"/>
+            <w:tcW w:w="1296" w:type="dxa"/>
             <w:tcBorders>
               <w:top w:val="single" w:sz="2" w:space="0" w:color="BFBFBF"/>
               <w:bottom w:val="single" w:sz="2" w:space="0" w:color="BFBFBF"/>
@@ -5217,7 +5163,7 @@
         </w:tc>
         <w:tc>
           <w:tcPr>
-            <w:tcW w:w="5642" w:type="dxa"/>
+            <w:tcW w:w="5643" w:type="dxa"/>
             <w:tcBorders>
               <w:top w:val="single" w:sz="2" w:space="0" w:color="BFBFBF"/>
               <w:bottom w:val="single" w:sz="2" w:space="0" w:color="BFBFBF"/>
@@ -5292,7 +5238,7 @@
         </w:tc>
         <w:tc>
           <w:tcPr>
-            <w:tcW w:w="1297" w:type="dxa"/>
+            <w:tcW w:w="1296" w:type="dxa"/>
             <w:tcBorders>
               <w:top w:val="single" w:sz="2" w:space="0" w:color="BFBFBF"/>
               <w:bottom w:val="single" w:sz="2" w:space="0" w:color="BFBFBF"/>
@@ -5316,7 +5262,7 @@
         </w:tc>
         <w:tc>
           <w:tcPr>
-            <w:tcW w:w="5642" w:type="dxa"/>
+            <w:tcW w:w="5643" w:type="dxa"/>
             <w:tcBorders>
               <w:top w:val="single" w:sz="2" w:space="0" w:color="BFBFBF"/>
               <w:bottom w:val="single" w:sz="2" w:space="0" w:color="BFBFBF"/>
@@ -5391,7 +5337,7 @@
         </w:tc>
         <w:tc>
           <w:tcPr>
-            <w:tcW w:w="1297" w:type="dxa"/>
+            <w:tcW w:w="1296" w:type="dxa"/>
             <w:tcBorders>
               <w:top w:val="single" w:sz="2" w:space="0" w:color="BFBFBF"/>
               <w:bottom w:val="single" w:sz="2" w:space="0" w:color="BFBFBF"/>
@@ -5415,7 +5361,7 @@
         </w:tc>
         <w:tc>
           <w:tcPr>
-            <w:tcW w:w="5642" w:type="dxa"/>
+            <w:tcW w:w="5643" w:type="dxa"/>
             <w:tcBorders>
               <w:top w:val="single" w:sz="2" w:space="0" w:color="BFBFBF"/>
               <w:bottom w:val="single" w:sz="2" w:space="0" w:color="BFBFBF"/>
@@ -5490,7 +5436,7 @@
         </w:tc>
         <w:tc>
           <w:tcPr>
-            <w:tcW w:w="1297" w:type="dxa"/>
+            <w:tcW w:w="1296" w:type="dxa"/>
             <w:tcBorders>
               <w:top w:val="single" w:sz="2" w:space="0" w:color="BFBFBF"/>
               <w:bottom w:val="single" w:sz="2" w:space="0" w:color="BFBFBF"/>
@@ -5514,7 +5460,7 @@
         </w:tc>
         <w:tc>
           <w:tcPr>
-            <w:tcW w:w="5642" w:type="dxa"/>
+            <w:tcW w:w="5643" w:type="dxa"/>
             <w:tcBorders>
               <w:top w:val="single" w:sz="2" w:space="0" w:color="BFBFBF"/>
               <w:bottom w:val="single" w:sz="2" w:space="0" w:color="BFBFBF"/>
@@ -5589,7 +5535,7 @@
         </w:tc>
         <w:tc>
           <w:tcPr>
-            <w:tcW w:w="1297" w:type="dxa"/>
+            <w:tcW w:w="1296" w:type="dxa"/>
             <w:tcBorders>
               <w:top w:val="single" w:sz="2" w:space="0" w:color="BFBFBF"/>
               <w:bottom w:val="single" w:sz="2" w:space="0" w:color="BFBFBF"/>
@@ -5613,7 +5559,7 @@
         </w:tc>
         <w:tc>
           <w:tcPr>
-            <w:tcW w:w="5642" w:type="dxa"/>
+            <w:tcW w:w="5643" w:type="dxa"/>
             <w:tcBorders>
               <w:top w:val="single" w:sz="2" w:space="0" w:color="BFBFBF"/>
               <w:bottom w:val="single" w:sz="2" w:space="0" w:color="BFBFBF"/>
@@ -5688,7 +5634,7 @@
         </w:tc>
         <w:tc>
           <w:tcPr>
-            <w:tcW w:w="1297" w:type="dxa"/>
+            <w:tcW w:w="1296" w:type="dxa"/>
             <w:tcBorders>
               <w:top w:val="single" w:sz="2" w:space="0" w:color="BFBFBF"/>
               <w:bottom w:val="single" w:sz="2" w:space="0" w:color="BFBFBF"/>
@@ -5712,7 +5658,7 @@
         </w:tc>
         <w:tc>
           <w:tcPr>
-            <w:tcW w:w="5642" w:type="dxa"/>
+            <w:tcW w:w="5643" w:type="dxa"/>
             <w:tcBorders>
               <w:top w:val="single" w:sz="2" w:space="0" w:color="BFBFBF"/>
               <w:bottom w:val="single" w:sz="2" w:space="0" w:color="BFBFBF"/>
@@ -5787,7 +5733,7 @@
         </w:tc>
         <w:tc>
           <w:tcPr>
-            <w:tcW w:w="1297" w:type="dxa"/>
+            <w:tcW w:w="1296" w:type="dxa"/>
             <w:tcBorders>
               <w:top w:val="single" w:sz="2" w:space="0" w:color="BFBFBF"/>
               <w:bottom w:val="single" w:sz="2" w:space="0" w:color="BFBFBF"/>
@@ -5811,7 +5757,7 @@
         </w:tc>
         <w:tc>
           <w:tcPr>
-            <w:tcW w:w="5642" w:type="dxa"/>
+            <w:tcW w:w="5643" w:type="dxa"/>
             <w:tcBorders>
               <w:top w:val="single" w:sz="2" w:space="0" w:color="BFBFBF"/>
               <w:bottom w:val="single" w:sz="2" w:space="0" w:color="BFBFBF"/>
@@ -5915,7 +5861,7 @@
         </w:tc>
         <w:tc>
           <w:tcPr>
-            <w:tcW w:w="1297" w:type="dxa"/>
+            <w:tcW w:w="1296" w:type="dxa"/>
             <w:tcBorders>
               <w:top w:val="single" w:sz="2" w:space="0" w:color="BFBFBF"/>
               <w:bottom w:val="single" w:sz="2" w:space="0" w:color="BFBFBF"/>
@@ -5939,7 +5885,7 @@
         </w:tc>
         <w:tc>
           <w:tcPr>
-            <w:tcW w:w="5642" w:type="dxa"/>
+            <w:tcW w:w="5643" w:type="dxa"/>
             <w:tcBorders>
               <w:top w:val="single" w:sz="2" w:space="0" w:color="BFBFBF"/>
               <w:bottom w:val="single" w:sz="2" w:space="0" w:color="BFBFBF"/>
@@ -6014,7 +5960,7 @@
         </w:tc>
         <w:tc>
           <w:tcPr>
-            <w:tcW w:w="1297" w:type="dxa"/>
+            <w:tcW w:w="1296" w:type="dxa"/>
             <w:tcBorders>
               <w:top w:val="single" w:sz="2" w:space="0" w:color="BFBFBF"/>
               <w:bottom w:val="single" w:sz="2" w:space="0" w:color="BFBFBF"/>
@@ -6038,7 +5984,7 @@
         </w:tc>
         <w:tc>
           <w:tcPr>
-            <w:tcW w:w="5642" w:type="dxa"/>
+            <w:tcW w:w="5643" w:type="dxa"/>
             <w:tcBorders>
               <w:top w:val="single" w:sz="2" w:space="0" w:color="BFBFBF"/>
               <w:bottom w:val="single" w:sz="2" w:space="0" w:color="BFBFBF"/>
@@ -6113,7 +6059,7 @@
         </w:tc>
         <w:tc>
           <w:tcPr>
-            <w:tcW w:w="1297" w:type="dxa"/>
+            <w:tcW w:w="1296" w:type="dxa"/>
             <w:tcBorders>
               <w:top w:val="single" w:sz="2" w:space="0" w:color="BFBFBF"/>
               <w:bottom w:val="single" w:sz="2" w:space="0" w:color="BFBFBF"/>
@@ -6137,7 +6083,7 @@
         </w:tc>
         <w:tc>
           <w:tcPr>
-            <w:tcW w:w="5642" w:type="dxa"/>
+            <w:tcW w:w="5643" w:type="dxa"/>
             <w:tcBorders>
               <w:top w:val="single" w:sz="2" w:space="0" w:color="BFBFBF"/>
               <w:bottom w:val="single" w:sz="2" w:space="0" w:color="BFBFBF"/>
@@ -6212,7 +6158,7 @@
         </w:tc>
         <w:tc>
           <w:tcPr>
-            <w:tcW w:w="1297" w:type="dxa"/>
+            <w:tcW w:w="1296" w:type="dxa"/>
             <w:tcBorders>
               <w:top w:val="single" w:sz="2" w:space="0" w:color="BFBFBF"/>
               <w:bottom w:val="single" w:sz="2" w:space="0" w:color="BFBFBF"/>
@@ -6236,7 +6182,7 @@
         </w:tc>
         <w:tc>
           <w:tcPr>
-            <w:tcW w:w="5642" w:type="dxa"/>
+            <w:tcW w:w="5643" w:type="dxa"/>
             <w:tcBorders>
               <w:top w:val="single" w:sz="2" w:space="0" w:color="BFBFBF"/>
               <w:bottom w:val="single" w:sz="2" w:space="0" w:color="BFBFBF"/>
@@ -6311,7 +6257,7 @@
         </w:tc>
         <w:tc>
           <w:tcPr>
-            <w:tcW w:w="1297" w:type="dxa"/>
+            <w:tcW w:w="1296" w:type="dxa"/>
             <w:tcBorders>
               <w:top w:val="single" w:sz="2" w:space="0" w:color="BFBFBF"/>
               <w:bottom w:val="single" w:sz="2" w:space="0" w:color="BFBFBF"/>
@@ -6335,7 +6281,7 @@
         </w:tc>
         <w:tc>
           <w:tcPr>
-            <w:tcW w:w="5642" w:type="dxa"/>
+            <w:tcW w:w="5643" w:type="dxa"/>
             <w:tcBorders>
               <w:top w:val="single" w:sz="2" w:space="0" w:color="BFBFBF"/>
               <w:bottom w:val="single" w:sz="2" w:space="0" w:color="BFBFBF"/>
@@ -6410,7 +6356,7 @@
         </w:tc>
         <w:tc>
           <w:tcPr>
-            <w:tcW w:w="1297" w:type="dxa"/>
+            <w:tcW w:w="1296" w:type="dxa"/>
             <w:tcBorders>
               <w:top w:val="single" w:sz="2" w:space="0" w:color="BFBFBF"/>
               <w:bottom w:val="single" w:sz="2" w:space="0" w:color="BFBFBF"/>
@@ -6434,7 +6380,7 @@
         </w:tc>
         <w:tc>
           <w:tcPr>
-            <w:tcW w:w="5642" w:type="dxa"/>
+            <w:tcW w:w="5643" w:type="dxa"/>
             <w:tcBorders>
               <w:top w:val="single" w:sz="2" w:space="0" w:color="BFBFBF"/>
               <w:bottom w:val="single" w:sz="2" w:space="0" w:color="BFBFBF"/>
@@ -6509,7 +6455,7 @@
         </w:tc>
         <w:tc>
           <w:tcPr>
-            <w:tcW w:w="1297" w:type="dxa"/>
+            <w:tcW w:w="1296" w:type="dxa"/>
             <w:tcBorders>
               <w:top w:val="single" w:sz="2" w:space="0" w:color="BFBFBF"/>
               <w:bottom w:val="single" w:sz="2" w:space="0" w:color="BFBFBF"/>
@@ -6533,7 +6479,7 @@
         </w:tc>
         <w:tc>
           <w:tcPr>
-            <w:tcW w:w="5642" w:type="dxa"/>
+            <w:tcW w:w="5643" w:type="dxa"/>
             <w:tcBorders>
               <w:top w:val="single" w:sz="2" w:space="0" w:color="BFBFBF"/>
               <w:bottom w:val="single" w:sz="2" w:space="0" w:color="BFBFBF"/>
@@ -6608,7 +6554,7 @@
         </w:tc>
         <w:tc>
           <w:tcPr>
-            <w:tcW w:w="1297" w:type="dxa"/>
+            <w:tcW w:w="1296" w:type="dxa"/>
             <w:tcBorders>
               <w:top w:val="single" w:sz="2" w:space="0" w:color="BFBFBF"/>
               <w:bottom w:val="single" w:sz="2" w:space="0" w:color="BFBFBF"/>
@@ -6632,7 +6578,7 @@
         </w:tc>
         <w:tc>
           <w:tcPr>
-            <w:tcW w:w="5642" w:type="dxa"/>
+            <w:tcW w:w="5643" w:type="dxa"/>
             <w:tcBorders>
               <w:top w:val="single" w:sz="2" w:space="0" w:color="BFBFBF"/>
               <w:bottom w:val="single" w:sz="2" w:space="0" w:color="BFBFBF"/>
@@ -6707,7 +6653,7 @@
         </w:tc>
         <w:tc>
           <w:tcPr>
-            <w:tcW w:w="1297" w:type="dxa"/>
+            <w:tcW w:w="1296" w:type="dxa"/>
             <w:tcBorders>
               <w:top w:val="single" w:sz="2" w:space="0" w:color="BFBFBF"/>
               <w:bottom w:val="single" w:sz="2" w:space="0" w:color="BFBFBF"/>
@@ -6731,7 +6677,7 @@
         </w:tc>
         <w:tc>
           <w:tcPr>
-            <w:tcW w:w="5642" w:type="dxa"/>
+            <w:tcW w:w="5643" w:type="dxa"/>
             <w:tcBorders>
               <w:top w:val="single" w:sz="2" w:space="0" w:color="BFBFBF"/>
               <w:bottom w:val="single" w:sz="2" w:space="0" w:color="BFBFBF"/>
@@ -6806,7 +6752,7 @@
         </w:tc>
         <w:tc>
           <w:tcPr>
-            <w:tcW w:w="1297" w:type="dxa"/>
+            <w:tcW w:w="1296" w:type="dxa"/>
             <w:tcBorders>
               <w:top w:val="single" w:sz="2" w:space="0" w:color="BFBFBF"/>
               <w:bottom w:val="single" w:sz="2" w:space="0" w:color="BFBFBF"/>
@@ -6830,7 +6776,7 @@
         </w:tc>
         <w:tc>
           <w:tcPr>
-            <w:tcW w:w="5642" w:type="dxa"/>
+            <w:tcW w:w="5643" w:type="dxa"/>
             <w:tcBorders>
               <w:top w:val="single" w:sz="2" w:space="0" w:color="BFBFBF"/>
               <w:bottom w:val="single" w:sz="2" w:space="0" w:color="BFBFBF"/>
@@ -6934,7 +6880,7 @@
         </w:tc>
         <w:tc>
           <w:tcPr>
-            <w:tcW w:w="1297" w:type="dxa"/>
+            <w:tcW w:w="1296" w:type="dxa"/>
             <w:tcBorders>
               <w:top w:val="single" w:sz="2" w:space="0" w:color="BFBFBF"/>
               <w:bottom w:val="single" w:sz="4" w:space="0" w:color="000000"/>
@@ -6958,7 +6904,7 @@
         </w:tc>
         <w:tc>
           <w:tcPr>
-            <w:tcW w:w="5642" w:type="dxa"/>
+            <w:tcW w:w="5643" w:type="dxa"/>
             <w:tcBorders>
               <w:top w:val="single" w:sz="2" w:space="0" w:color="BFBFBF"/>
               <w:bottom w:val="single" w:sz="4" w:space="0" w:color="000000"/>
@@ -7639,8 +7585,8 @@
       <w:u w:val="single"/>
     </w:rPr>
   </w:style>
-  <w:style w:type="character" w:styleId="FootnoteCharactersuser">
-    <w:name w:val="Footnote Characters (user)"/>
+  <w:style w:type="character" w:styleId="FootnoteCharacters">
+    <w:name w:val="Footnote Characters"/>
     <w:uiPriority w:val="99"/>
     <w:semiHidden/>
     <w:unhideWhenUsed/>
@@ -7649,8 +7595,8 @@
       <w:vertAlign w:val="superscript"/>
     </w:rPr>
   </w:style>
-  <w:style w:type="character" w:styleId="FootnoteCharacters">
-    <w:name w:val="Footnote Characters"/>
+  <w:style w:type="character" w:styleId="FootnoteCharactersuser">
+    <w:name w:val="Footnote Characters (user)"/>
     <w:qFormat/>
     <w:rPr>
       <w:vertAlign w:val="superscript"/>
@@ -7674,8 +7620,8 @@
       <w:szCs w:val="20"/>
     </w:rPr>
   </w:style>
-  <w:style w:type="character" w:styleId="EndnoteCharactersuser">
-    <w:name w:val="Endnote Characters (user)"/>
+  <w:style w:type="character" w:styleId="EndnoteCharacters">
+    <w:name w:val="Endnote Characters"/>
     <w:uiPriority w:val="99"/>
     <w:semiHidden/>
     <w:unhideWhenUsed/>
@@ -7684,8 +7630,8 @@
       <w:vertAlign w:val="superscript"/>
     </w:rPr>
   </w:style>
-  <w:style w:type="character" w:styleId="EndnoteCharacters">
-    <w:name w:val="Endnote Characters"/>
+  <w:style w:type="character" w:styleId="EndnoteCharactersuser">
+    <w:name w:val="Endnote Characters (user)"/>
     <w:qFormat/>
     <w:rPr>
       <w:vertAlign w:val="superscript"/>
@@ -7709,8 +7655,8 @@
       <w:szCs w:val="20"/>
     </w:rPr>
   </w:style>
-  <w:style w:type="character" w:styleId="Bulletsuser">
-    <w:name w:val="Bullets (user)"/>
+  <w:style w:type="character" w:styleId="Bullets">
+    <w:name w:val="Bullets"/>
     <w:qFormat/>
     <w:rPr>
       <w:rFonts w:ascii="OpenSymbol" w:hAnsi="OpenSymbol" w:eastAsia="OpenSymbol" w:cs="OpenSymbol"/>

--- a/MECH151_techDesign/syllabusMECH151.docx
+++ b/MECH151_techDesign/syllabusMECH151.docx
@@ -6874,7 +6874,7 @@
                 <w:sz w:val="20"/>
                 <w:szCs w:val="20"/>
               </w:rPr>
-              <w:t>December 14, 2026</w:t>
+              <w:t>December 16, 2026</w:t>
             </w:r>
           </w:p>
         </w:tc>
@@ -6898,7 +6898,7 @@
                 <w:sz w:val="20"/>
                 <w:szCs w:val="20"/>
               </w:rPr>
-              <w:t>Monday</w:t>
+              <w:t>Wednesday</w:t>
             </w:r>
           </w:p>
         </w:tc>
